--- a/Week_2_Hands_On_Exercise_04/Week 2 Hands On Exercise 04.docx
+++ b/Week_2_Hands_On_Exercise_04/Week 2 Hands On Exercise 04.docx
@@ -4,17 +4,20 @@
   <w:body>
     <w:p>
       <w:r>
-        <w:t xml:space="preserve">Week 2 Hands </w:t>
-      </w:r>
-      <w:proofErr w:type="gramStart"/>
-      <w:r>
-        <w:t>On</w:t>
-      </w:r>
-      <w:proofErr w:type="gramEnd"/>
-      <w:r>
-        <w:t xml:space="preserve"> Exercise 04</w:t>
-      </w:r>
-    </w:p>
+        <w:t>Week 2 Hands On Exercise 04</w:t>
+      </w:r>
+    </w:p>
+    <w:p>
+      <w:hyperlink r:id="rId4" w:history="1">
+        <w:r>
+          <w:rPr>
+            <w:rStyle w:val="Hyperlink"/>
+          </w:rPr>
+          <w:t>ASD102B-21/Week_2_Hands_On_Exercise_04 at main · sal-2529/ASD102B-21 · GitHub</w:t>
+        </w:r>
+      </w:hyperlink>
+    </w:p>
+    <w:p/>
     <w:p>
       <w:r>
         <w:t>Confirm.HTML</w:t>
@@ -148,6 +151,7 @@
     <w:p/>
     <w:p>
       <w:r>
+        <w:lastRenderedPageBreak/>
         <w:t>    &lt;div&gt;</w:t>
       </w:r>
     </w:p>
@@ -158,152 +162,147 @@
     </w:p>
     <w:p>
       <w:r>
+        <w:t>        &lt;label id="</w:t>
+      </w:r>
+      <w:proofErr w:type="spellStart"/>
+      <w:r>
+        <w:t>lbl_phone</w:t>
+      </w:r>
+      <w:proofErr w:type="spellEnd"/>
+      <w:r>
+        <w:t>" class="left"&gt;&lt;/label&gt;</w:t>
+      </w:r>
+    </w:p>
+    <w:p>
+      <w:r>
+        <w:t>    &lt;/div&gt;</w:t>
+      </w:r>
+    </w:p>
+    <w:p/>
+    <w:p>
+      <w:r>
+        <w:t>    &lt;div&gt;</w:t>
+      </w:r>
+    </w:p>
+    <w:p>
+      <w:r>
+        <w:t>        &lt;label for="zip"&gt;ZIP Code:&lt;/label&gt;</w:t>
+      </w:r>
+    </w:p>
+    <w:p>
+      <w:r>
+        <w:t>        &lt;label id="</w:t>
+      </w:r>
+      <w:proofErr w:type="spellStart"/>
+      <w:r>
+        <w:t>lbl_zip</w:t>
+      </w:r>
+      <w:proofErr w:type="spellEnd"/>
+      <w:r>
+        <w:t>" class="left"&gt;&lt;/label&gt;</w:t>
+      </w:r>
+    </w:p>
+    <w:p>
+      <w:r>
+        <w:t>    &lt;/div&gt;</w:t>
+      </w:r>
+    </w:p>
+    <w:p/>
+    <w:p>
+      <w:r>
+        <w:t>    &lt;div&gt;</w:t>
+      </w:r>
+    </w:p>
+    <w:p>
+      <w:r>
+        <w:t>        &lt;label&gt;Date of Birth:&lt;/label&gt;</w:t>
+      </w:r>
+    </w:p>
+    <w:p>
+      <w:r>
+        <w:t>        &lt;label id="</w:t>
+      </w:r>
+      <w:proofErr w:type="spellStart"/>
+      <w:r>
+        <w:t>lbl_dob</w:t>
+      </w:r>
+      <w:proofErr w:type="spellEnd"/>
+      <w:r>
+        <w:t>" class="left"&gt;&lt;/label&gt;</w:t>
+      </w:r>
+    </w:p>
+    <w:p>
+      <w:r>
+        <w:t>    &lt;/div&gt;</w:t>
+      </w:r>
+    </w:p>
+    <w:p/>
+    <w:p>
+      <w:r>
+        <w:t xml:space="preserve">    &lt;a </w:t>
+      </w:r>
+      <w:proofErr w:type="spellStart"/>
+      <w:r>
+        <w:t>href</w:t>
+      </w:r>
+      <w:proofErr w:type="spellEnd"/>
+      <w:r>
+        <w:t>="index.html"&gt;Back to Contact Info&lt;/a&gt;</w:t>
+      </w:r>
+    </w:p>
+    <w:p/>
+    <w:p>
+      <w:r>
+        <w:t>    &lt;script type="</w:t>
+      </w:r>
+      <w:proofErr w:type="spellStart"/>
+      <w:r>
+        <w:t>importmap</w:t>
+      </w:r>
+      <w:proofErr w:type="spellEnd"/>
+      <w:r>
+        <w:t>"&gt;</w:t>
+      </w:r>
+    </w:p>
+    <w:p>
+      <w:r>
+        <w:t>      {</w:t>
+      </w:r>
+    </w:p>
+    <w:p>
+      <w:r>
+        <w:t>        "imports": {</w:t>
+      </w:r>
+    </w:p>
+    <w:p>
+      <w:r>
+        <w:t>            "contact": "./lib_contact.js",</w:t>
+      </w:r>
+    </w:p>
+    <w:p>
+      <w:r>
+        <w:t>            "dob": "./lib_dob.js"</w:t>
+      </w:r>
+    </w:p>
+    <w:p>
+      <w:r>
+        <w:t>        }</w:t>
+      </w:r>
+    </w:p>
+    <w:p>
+      <w:r>
+        <w:t>      }</w:t>
+      </w:r>
+    </w:p>
+    <w:p>
+      <w:r>
+        <w:t>    &lt;/script&gt;</w:t>
+      </w:r>
+    </w:p>
+    <w:p/>
+    <w:p>
+      <w:r>
         <w:lastRenderedPageBreak/>
-        <w:t>        &lt;label id="</w:t>
-      </w:r>
-      <w:proofErr w:type="spellStart"/>
-      <w:r>
-        <w:t>lbl_phone</w:t>
-      </w:r>
-      <w:proofErr w:type="spellEnd"/>
-      <w:r>
-        <w:t>" class="left"&gt;&lt;/label&gt;</w:t>
-      </w:r>
-    </w:p>
-    <w:p>
-      <w:r>
-        <w:t>    &lt;/div&gt;</w:t>
-      </w:r>
-    </w:p>
-    <w:p/>
-    <w:p>
-      <w:r>
-        <w:t>    &lt;div&gt;</w:t>
-      </w:r>
-    </w:p>
-    <w:p>
-      <w:r>
-        <w:t>        &lt;label for="zip"&gt;ZIP Code:&lt;/label&gt;</w:t>
-      </w:r>
-    </w:p>
-    <w:p>
-      <w:r>
-        <w:t>        &lt;label id="</w:t>
-      </w:r>
-      <w:proofErr w:type="spellStart"/>
-      <w:r>
-        <w:t>lbl_zip</w:t>
-      </w:r>
-      <w:proofErr w:type="spellEnd"/>
-      <w:r>
-        <w:t>" class="left"&gt;&lt;/label&gt;</w:t>
-      </w:r>
-    </w:p>
-    <w:p>
-      <w:r>
-        <w:t>    &lt;/div&gt;</w:t>
-      </w:r>
-    </w:p>
-    <w:p/>
-    <w:p>
-      <w:r>
-        <w:t>    &lt;div&gt;</w:t>
-      </w:r>
-    </w:p>
-    <w:p>
-      <w:r>
-        <w:t>        &lt;label&gt;Date of Birth:&lt;/label&gt;</w:t>
-      </w:r>
-    </w:p>
-    <w:p>
-      <w:r>
-        <w:t>        &lt;label id="</w:t>
-      </w:r>
-      <w:proofErr w:type="spellStart"/>
-      <w:r>
-        <w:t>lbl_dob</w:t>
-      </w:r>
-      <w:proofErr w:type="spellEnd"/>
-      <w:r>
-        <w:t>" class="left"&gt;&lt;/label&gt;</w:t>
-      </w:r>
-    </w:p>
-    <w:p>
-      <w:r>
-        <w:t>    &lt;/div&gt;</w:t>
-      </w:r>
-    </w:p>
-    <w:p/>
-    <w:p>
-      <w:r>
-        <w:t xml:space="preserve">    &lt;a </w:t>
-      </w:r>
-      <w:proofErr w:type="spellStart"/>
-      <w:r>
-        <w:t>href</w:t>
-      </w:r>
-      <w:proofErr w:type="spellEnd"/>
-      <w:r>
-        <w:t>="index.html"&gt;Back to Contact Info&lt;/a&gt;</w:t>
-      </w:r>
-    </w:p>
-    <w:p/>
-    <w:p>
-      <w:r>
-        <w:t>    &lt;script type="</w:t>
-      </w:r>
-      <w:proofErr w:type="spellStart"/>
-      <w:r>
-        <w:t>importmap</w:t>
-      </w:r>
-      <w:proofErr w:type="spellEnd"/>
-      <w:r>
-        <w:t>"&gt;</w:t>
-      </w:r>
-    </w:p>
-    <w:p>
-      <w:r>
-        <w:t>      {</w:t>
-      </w:r>
-    </w:p>
-    <w:p>
-      <w:r>
-        <w:t>        "imports</w:t>
-      </w:r>
-      <w:proofErr w:type="gramStart"/>
-      <w:r>
-        <w:t>": {</w:t>
-      </w:r>
-      <w:proofErr w:type="gramEnd"/>
-    </w:p>
-    <w:p>
-      <w:r>
-        <w:t>            "contact": "./lib_contact.js",</w:t>
-      </w:r>
-    </w:p>
-    <w:p>
-      <w:r>
-        <w:t>            "dob": "./lib_dob.js"</w:t>
-      </w:r>
-    </w:p>
-    <w:p>
-      <w:r>
-        <w:t>        }</w:t>
-      </w:r>
-    </w:p>
-    <w:p>
-      <w:r>
-        <w:t>      }</w:t>
-      </w:r>
-    </w:p>
-    <w:p>
-      <w:r>
-        <w:t>    &lt;/script&gt;</w:t>
-      </w:r>
-    </w:p>
-    <w:p/>
-    <w:p>
-      <w:r>
         <w:t xml:space="preserve">    &lt;script </w:t>
       </w:r>
       <w:proofErr w:type="spellStart"/>
@@ -322,7 +321,6 @@
     </w:p>
     <w:p>
       <w:r>
-        <w:lastRenderedPageBreak/>
         <w:t>&lt;/html&gt;</w:t>
       </w:r>
     </w:p>
@@ -409,12 +407,10 @@
         <w:t xml:space="preserve">    color: </w:t>
       </w:r>
       <w:proofErr w:type="spellStart"/>
-      <w:proofErr w:type="gramStart"/>
       <w:r>
         <w:t>cornflowerblue</w:t>
       </w:r>
       <w:proofErr w:type="spellEnd"/>
-      <w:proofErr w:type="gramEnd"/>
       <w:r>
         <w:t>;</w:t>
       </w:r>
@@ -458,15 +454,7 @@
     <w:p/>
     <w:p>
       <w:r>
-        <w:t xml:space="preserve">    display: </w:t>
-      </w:r>
-      <w:proofErr w:type="gramStart"/>
-      <w:r>
-        <w:t>inline-block</w:t>
-      </w:r>
-      <w:proofErr w:type="gramEnd"/>
-      <w:r>
-        <w:t>;</w:t>
+        <w:t>    display: inline-block;</w:t>
       </w:r>
     </w:p>
     <w:p/>
@@ -478,15 +466,7 @@
     <w:p/>
     <w:p>
       <w:r>
-        <w:t>    text-</w:t>
-      </w:r>
-      <w:proofErr w:type="gramStart"/>
-      <w:r>
-        <w:t>align:</w:t>
-      </w:r>
-      <w:proofErr w:type="gramEnd"/>
-      <w:r>
-        <w:t xml:space="preserve"> right;</w:t>
+        <w:t>    text-align: right;</w:t>
       </w:r>
     </w:p>
     <w:p/>
@@ -564,15 +544,7 @@
     <w:p/>
     <w:p>
       <w:r>
-        <w:t>#</w:t>
-      </w:r>
-      <w:proofErr w:type="gramStart"/>
-      <w:r>
-        <w:t>confirm</w:t>
-      </w:r>
-      <w:proofErr w:type="gramEnd"/>
-      <w:r>
-        <w:t xml:space="preserve"> label {</w:t>
+        <w:t>#confirm label {</w:t>
       </w:r>
     </w:p>
     <w:p/>
@@ -589,27 +561,14 @@
     </w:p>
     <w:p/>
     <w:p>
-      <w:proofErr w:type="gramStart"/>
-      <w:r>
-        <w:t>.left</w:t>
-      </w:r>
-      <w:proofErr w:type="gramEnd"/>
-      <w:r>
-        <w:t xml:space="preserve"> {</w:t>
-      </w:r>
-    </w:p>
-    <w:p/>
-    <w:p>
-      <w:r>
-        <w:t>    text-</w:t>
-      </w:r>
-      <w:proofErr w:type="gramStart"/>
-      <w:r>
-        <w:t>align:</w:t>
-      </w:r>
-      <w:proofErr w:type="gramEnd"/>
-      <w:r>
-        <w:t xml:space="preserve"> left;</w:t>
+      <w:r>
+        <w:t>.left {</w:t>
+      </w:r>
+    </w:p>
+    <w:p/>
+    <w:p>
+      <w:r>
+        <w:t>    text-align: left;</w:t>
       </w:r>
     </w:p>
     <w:p/>
@@ -681,12 +640,10 @@
         <w:t xml:space="preserve"> = selector =&gt; </w:t>
       </w:r>
       <w:proofErr w:type="spellStart"/>
-      <w:proofErr w:type="gramStart"/>
       <w:r>
         <w:t>document.querySelector</w:t>
       </w:r>
       <w:proofErr w:type="spellEnd"/>
-      <w:proofErr w:type="gramEnd"/>
       <w:r>
         <w:t>(selector);</w:t>
       </w:r>
@@ -710,846 +667,664 @@
         <w:t xml:space="preserve">    const contact = </w:t>
       </w:r>
       <w:proofErr w:type="spellStart"/>
-      <w:proofErr w:type="gramStart"/>
       <w:r>
         <w:t>getContact</w:t>
       </w:r>
       <w:proofErr w:type="spellEnd"/>
       <w:r>
+        <w:t>();</w:t>
+      </w:r>
+    </w:p>
+    <w:p/>
+    <w:p>
+      <w:r>
+        <w:t xml:space="preserve">    </w:t>
+      </w:r>
+      <w:proofErr w:type="spellStart"/>
+      <w:r>
+        <w:t>getElement</w:t>
+      </w:r>
+      <w:proofErr w:type="spellEnd"/>
+      <w:r>
+        <w:t>("#name").value = contact.name;</w:t>
+      </w:r>
+    </w:p>
+    <w:p>
+      <w:r>
+        <w:t xml:space="preserve">    </w:t>
+      </w:r>
+      <w:proofErr w:type="spellStart"/>
+      <w:r>
+        <w:t>getElement</w:t>
+      </w:r>
+      <w:proofErr w:type="spellEnd"/>
+      <w:r>
+        <w:t xml:space="preserve">("#email").value = </w:t>
+      </w:r>
+      <w:proofErr w:type="spellStart"/>
+      <w:r>
+        <w:t>contact.email</w:t>
+      </w:r>
+      <w:proofErr w:type="spellEnd"/>
+      <w:r>
+        <w:t>;</w:t>
+      </w:r>
+    </w:p>
+    <w:p>
+      <w:r>
+        <w:t xml:space="preserve">    </w:t>
+      </w:r>
+      <w:proofErr w:type="spellStart"/>
+      <w:r>
+        <w:t>getElement</w:t>
+      </w:r>
+      <w:proofErr w:type="spellEnd"/>
+      <w:r>
+        <w:t xml:space="preserve">("#phone").value = </w:t>
+      </w:r>
+      <w:proofErr w:type="spellStart"/>
+      <w:r>
+        <w:t>contact.phone</w:t>
+      </w:r>
+      <w:proofErr w:type="spellEnd"/>
+      <w:r>
+        <w:t>;</w:t>
+      </w:r>
+    </w:p>
+    <w:p>
+      <w:r>
+        <w:t xml:space="preserve">    </w:t>
+      </w:r>
+      <w:proofErr w:type="spellStart"/>
+      <w:r>
+        <w:t>getElement</w:t>
+      </w:r>
+      <w:proofErr w:type="spellEnd"/>
+      <w:r>
+        <w:t>("#zip").value = contact.zip;</w:t>
+      </w:r>
+    </w:p>
+    <w:p>
+      <w:r>
+        <w:t xml:space="preserve">    </w:t>
+      </w:r>
+      <w:proofErr w:type="spellStart"/>
+      <w:r>
+        <w:t>getElement</w:t>
+      </w:r>
+      <w:proofErr w:type="spellEnd"/>
+      <w:r>
+        <w:t xml:space="preserve">("#dob").value = </w:t>
+      </w:r>
+      <w:proofErr w:type="spellStart"/>
+      <w:r>
+        <w:t>contact.dob.toUniversalFormatString</w:t>
+      </w:r>
+      <w:proofErr w:type="spellEnd"/>
+      <w:r>
+        <w:t>();</w:t>
+      </w:r>
+    </w:p>
+    <w:p>
+      <w:r>
+        <w:t>};</w:t>
+      </w:r>
+    </w:p>
+    <w:p/>
+    <w:p>
+      <w:r>
+        <w:t xml:space="preserve">const </w:t>
+      </w:r>
+      <w:proofErr w:type="spellStart"/>
+      <w:r>
+        <w:t>displayConfirmPage</w:t>
+      </w:r>
+      <w:proofErr w:type="spellEnd"/>
+      <w:r>
+        <w:t xml:space="preserve"> = () =&gt; {</w:t>
+      </w:r>
+    </w:p>
+    <w:p>
+      <w:r>
+        <w:t xml:space="preserve">    const contact = </w:t>
+      </w:r>
+      <w:proofErr w:type="spellStart"/>
+      <w:r>
+        <w:t>getContact</w:t>
+      </w:r>
+      <w:proofErr w:type="spellEnd"/>
+      <w:r>
+        <w:t>();</w:t>
+      </w:r>
+    </w:p>
+    <w:p/>
+    <w:p>
+      <w:r>
+        <w:t xml:space="preserve">    </w:t>
+      </w:r>
+      <w:proofErr w:type="spellStart"/>
+      <w:r>
+        <w:t>getElement</w:t>
+      </w:r>
+      <w:proofErr w:type="spellEnd"/>
+      <w:r>
+        <w:t>("#</w:t>
+      </w:r>
+      <w:proofErr w:type="spellStart"/>
+      <w:r>
+        <w:t>lbl_name</w:t>
+      </w:r>
+      <w:proofErr w:type="spellEnd"/>
+      <w:r>
+        <w:t>").</w:t>
+      </w:r>
+      <w:proofErr w:type="spellStart"/>
+      <w:r>
+        <w:t>textContent</w:t>
+      </w:r>
+      <w:proofErr w:type="spellEnd"/>
+      <w:r>
+        <w:t xml:space="preserve"> = contact.name;</w:t>
+      </w:r>
+    </w:p>
+    <w:p>
+      <w:r>
+        <w:t xml:space="preserve">    </w:t>
+      </w:r>
+      <w:proofErr w:type="spellStart"/>
+      <w:r>
+        <w:t>getElement</w:t>
+      </w:r>
+      <w:proofErr w:type="spellEnd"/>
+      <w:r>
+        <w:t>("#</w:t>
+      </w:r>
+      <w:proofErr w:type="spellStart"/>
+      <w:r>
+        <w:t>lbl_email</w:t>
+      </w:r>
+      <w:proofErr w:type="spellEnd"/>
+      <w:r>
+        <w:t>").</w:t>
+      </w:r>
+      <w:proofErr w:type="spellStart"/>
+      <w:r>
+        <w:t>textContent</w:t>
+      </w:r>
+      <w:proofErr w:type="spellEnd"/>
+      <w:r>
+        <w:t xml:space="preserve"> = </w:t>
+      </w:r>
+      <w:proofErr w:type="spellStart"/>
+      <w:r>
+        <w:t>contact.email</w:t>
+      </w:r>
+      <w:proofErr w:type="spellEnd"/>
+      <w:r>
+        <w:t>;</w:t>
+      </w:r>
+    </w:p>
+    <w:p>
+      <w:r>
+        <w:t xml:space="preserve">    </w:t>
+      </w:r>
+      <w:proofErr w:type="spellStart"/>
+      <w:r>
+        <w:t>getElement</w:t>
+      </w:r>
+      <w:proofErr w:type="spellEnd"/>
+      <w:r>
+        <w:t>("#</w:t>
+      </w:r>
+      <w:proofErr w:type="spellStart"/>
+      <w:r>
+        <w:t>lbl_phone</w:t>
+      </w:r>
+      <w:proofErr w:type="spellEnd"/>
+      <w:r>
+        <w:t>").</w:t>
+      </w:r>
+      <w:proofErr w:type="spellStart"/>
+      <w:r>
+        <w:t>textContent</w:t>
+      </w:r>
+      <w:proofErr w:type="spellEnd"/>
+      <w:r>
+        <w:t xml:space="preserve"> = </w:t>
+      </w:r>
+      <w:proofErr w:type="spellStart"/>
+      <w:r>
+        <w:t>contact.phone</w:t>
+      </w:r>
+      <w:proofErr w:type="spellEnd"/>
+      <w:r>
+        <w:t>;</w:t>
+      </w:r>
+    </w:p>
+    <w:p>
+      <w:r>
+        <w:lastRenderedPageBreak/>
+        <w:t xml:space="preserve">    </w:t>
+      </w:r>
+      <w:proofErr w:type="spellStart"/>
+      <w:r>
+        <w:t>getElement</w:t>
+      </w:r>
+      <w:proofErr w:type="spellEnd"/>
+      <w:r>
+        <w:t>("#</w:t>
+      </w:r>
+      <w:proofErr w:type="spellStart"/>
+      <w:r>
+        <w:t>lbl_zip</w:t>
+      </w:r>
+      <w:proofErr w:type="spellEnd"/>
+      <w:r>
+        <w:t>").</w:t>
+      </w:r>
+      <w:proofErr w:type="spellStart"/>
+      <w:r>
+        <w:t>textContent</w:t>
+      </w:r>
+      <w:proofErr w:type="spellEnd"/>
+      <w:r>
+        <w:t xml:space="preserve"> = contact.zip;</w:t>
+      </w:r>
+    </w:p>
+    <w:p>
+      <w:r>
+        <w:t xml:space="preserve">    </w:t>
+      </w:r>
+      <w:proofErr w:type="spellStart"/>
+      <w:r>
+        <w:t>getElement</w:t>
+      </w:r>
+      <w:proofErr w:type="spellEnd"/>
+      <w:r>
+        <w:t>("#</w:t>
+      </w:r>
+      <w:proofErr w:type="spellStart"/>
+      <w:r>
+        <w:t>lbl_dob</w:t>
+      </w:r>
+      <w:proofErr w:type="spellEnd"/>
+      <w:r>
+        <w:t>").</w:t>
+      </w:r>
+      <w:proofErr w:type="spellStart"/>
+      <w:r>
+        <w:t>textContent</w:t>
+      </w:r>
+      <w:proofErr w:type="spellEnd"/>
+      <w:r>
+        <w:t xml:space="preserve"> = </w:t>
+      </w:r>
+      <w:proofErr w:type="spellStart"/>
+      <w:r>
+        <w:t>contact.dob.toDateString</w:t>
+      </w:r>
+      <w:proofErr w:type="spellEnd"/>
+      <w:r>
+        <w:t>();</w:t>
+      </w:r>
+    </w:p>
+    <w:p>
+      <w:r>
+        <w:t>};</w:t>
+      </w:r>
+    </w:p>
+    <w:p/>
+    <w:p>
+      <w:r>
+        <w:t xml:space="preserve">const </w:t>
+      </w:r>
+      <w:proofErr w:type="spellStart"/>
+      <w:r>
+        <w:t>clearMessages</w:t>
+      </w:r>
+      <w:proofErr w:type="spellEnd"/>
+      <w:r>
+        <w:t xml:space="preserve"> = () =&gt; {</w:t>
+      </w:r>
+    </w:p>
+    <w:p>
+      <w:r>
+        <w:t xml:space="preserve">    const inputs = </w:t>
+      </w:r>
+      <w:proofErr w:type="spellStart"/>
+      <w:r>
+        <w:t>document.querySelectorAll</w:t>
+      </w:r>
+      <w:proofErr w:type="spellEnd"/>
+      <w:r>
+        <w:t>("input");</w:t>
+      </w:r>
+    </w:p>
+    <w:p/>
+    <w:p>
+      <w:r>
+        <w:t>    for (let input of inputs) {</w:t>
+      </w:r>
+    </w:p>
+    <w:p>
+      <w:r>
+        <w:t xml:space="preserve">        const span = </w:t>
+      </w:r>
+      <w:proofErr w:type="spellStart"/>
+      <w:r>
+        <w:t>input.nextElementSibling</w:t>
+      </w:r>
+      <w:proofErr w:type="spellEnd"/>
+      <w:r>
+        <w:t>;</w:t>
+      </w:r>
+    </w:p>
+    <w:p/>
+    <w:p>
+      <w:r>
+        <w:t>        if (span) {</w:t>
+      </w:r>
+    </w:p>
+    <w:p>
+      <w:r>
+        <w:t xml:space="preserve">            </w:t>
+      </w:r>
+      <w:proofErr w:type="spellStart"/>
+      <w:r>
+        <w:t>span.textContent</w:t>
+      </w:r>
+      <w:proofErr w:type="spellEnd"/>
+      <w:r>
+        <w:t xml:space="preserve"> = "";</w:t>
+      </w:r>
+    </w:p>
+    <w:p>
+      <w:r>
+        <w:t>        }</w:t>
+      </w:r>
+    </w:p>
+    <w:p>
+      <w:r>
+        <w:t>    }</w:t>
+      </w:r>
+    </w:p>
+    <w:p/>
+    <w:p>
+      <w:r>
+        <w:t>    inputs[0].focus();</w:t>
+      </w:r>
+    </w:p>
+    <w:p>
+      <w:r>
+        <w:t>};</w:t>
+      </w:r>
+    </w:p>
+    <w:p/>
+    <w:p>
+      <w:proofErr w:type="spellStart"/>
+      <w:r>
+        <w:t>document.addEventListener</w:t>
+      </w:r>
+      <w:proofErr w:type="spellEnd"/>
+      <w:r>
+        <w:t>("</w:t>
+      </w:r>
+      <w:proofErr w:type="spellStart"/>
+      <w:r>
+        <w:t>DOMContentLoaded</w:t>
+      </w:r>
+      <w:proofErr w:type="spellEnd"/>
+      <w:r>
+        <w:t>", () =&gt; {</w:t>
+      </w:r>
+    </w:p>
+    <w:p/>
+    <w:p>
+      <w:r>
+        <w:t xml:space="preserve">    const form = </w:t>
+      </w:r>
+      <w:proofErr w:type="spellStart"/>
+      <w:r>
+        <w:t>getElement</w:t>
+      </w:r>
+      <w:proofErr w:type="spellEnd"/>
+      <w:r>
+        <w:t>("form");</w:t>
+      </w:r>
+    </w:p>
+    <w:p/>
+    <w:p>
+      <w:r>
+        <w:t>    if (form) {</w:t>
+      </w:r>
+    </w:p>
+    <w:p/>
+    <w:p>
+      <w:r>
+        <w:t>        // Turn off default HTML validation messages</w:t>
+      </w:r>
+    </w:p>
+    <w:p>
+      <w:r>
+        <w:t xml:space="preserve">        </w:t>
+      </w:r>
+      <w:proofErr w:type="spellStart"/>
+      <w:r>
+        <w:t>form.noValidate</w:t>
+      </w:r>
+      <w:proofErr w:type="spellEnd"/>
+      <w:r>
+        <w:t xml:space="preserve"> = true;</w:t>
+      </w:r>
+    </w:p>
+    <w:p/>
+    <w:p>
+      <w:r>
+        <w:t>        // Attach invalid event handler for form controls</w:t>
+      </w:r>
+    </w:p>
+    <w:p>
+      <w:r>
+        <w:t xml:space="preserve">        for (let element of </w:t>
+      </w:r>
+      <w:proofErr w:type="spellStart"/>
+      <w:r>
+        <w:t>form.elements</w:t>
+      </w:r>
+      <w:proofErr w:type="spellEnd"/>
+      <w:r>
+        <w:t>) {</w:t>
+      </w:r>
+    </w:p>
+    <w:p/>
+    <w:p>
+      <w:r>
+        <w:t xml:space="preserve">            </w:t>
+      </w:r>
+      <w:proofErr w:type="spellStart"/>
+      <w:r>
+        <w:t>element.addEventListener</w:t>
+      </w:r>
+      <w:proofErr w:type="spellEnd"/>
+      <w:r>
+        <w:t xml:space="preserve">("invalid", </w:t>
+      </w:r>
+      <w:proofErr w:type="spellStart"/>
+      <w:r>
+        <w:t>evt</w:t>
+      </w:r>
+      <w:proofErr w:type="spellEnd"/>
+      <w:r>
+        <w:t xml:space="preserve"> =&gt; {</w:t>
+      </w:r>
+    </w:p>
+    <w:p/>
+    <w:p>
+      <w:r>
+        <w:t xml:space="preserve">                const </w:t>
+      </w:r>
+      <w:proofErr w:type="spellStart"/>
+      <w:r>
+        <w:t>elem</w:t>
+      </w:r>
+      <w:proofErr w:type="spellEnd"/>
+      <w:r>
+        <w:t xml:space="preserve"> = </w:t>
+      </w:r>
+      <w:proofErr w:type="spellStart"/>
+      <w:r>
+        <w:t>evt.currentTarget</w:t>
+      </w:r>
+      <w:proofErr w:type="spellEnd"/>
+      <w:r>
+        <w:t>;</w:t>
+      </w:r>
+    </w:p>
+    <w:p>
+      <w:r>
+        <w:t xml:space="preserve">                const msg = </w:t>
+      </w:r>
+      <w:proofErr w:type="spellStart"/>
+      <w:r>
+        <w:t>elem.title</w:t>
+      </w:r>
+      <w:proofErr w:type="spellEnd"/>
+      <w:r>
+        <w:t xml:space="preserve"> ? </w:t>
+      </w:r>
+      <w:proofErr w:type="spellStart"/>
+      <w:r>
+        <w:t>elem.title</w:t>
+      </w:r>
+      <w:proofErr w:type="spellEnd"/>
+      <w:r>
+        <w:t xml:space="preserve"> : </w:t>
+      </w:r>
+      <w:proofErr w:type="spellStart"/>
+      <w:r>
+        <w:t>elem.validationMessage</w:t>
+      </w:r>
+      <w:proofErr w:type="spellEnd"/>
+      <w:r>
+        <w:t>;</w:t>
+      </w:r>
+    </w:p>
+    <w:p>
+      <w:r>
+        <w:t xml:space="preserve">                const span = </w:t>
+      </w:r>
+      <w:proofErr w:type="spellStart"/>
+      <w:r>
+        <w:t>elem.nextElementSibling</w:t>
+      </w:r>
+      <w:proofErr w:type="spellEnd"/>
+      <w:r>
+        <w:t>;</w:t>
+      </w:r>
+    </w:p>
+    <w:p/>
+    <w:p>
+      <w:r>
+        <w:t>                if (span) {</w:t>
+      </w:r>
+    </w:p>
+    <w:p>
+      <w:r>
+        <w:t xml:space="preserve">                    </w:t>
+      </w:r>
+      <w:proofErr w:type="spellStart"/>
+      <w:r>
+        <w:t>span.textContent</w:t>
+      </w:r>
+      <w:proofErr w:type="spellEnd"/>
+      <w:r>
+        <w:t xml:space="preserve"> = msg;</w:t>
+      </w:r>
+    </w:p>
+    <w:p>
+      <w:r>
+        <w:t>                }</w:t>
+      </w:r>
+    </w:p>
+    <w:p/>
+    <w:p>
+      <w:r>
+        <w:t>            });</w:t>
+      </w:r>
+    </w:p>
+    <w:p/>
+    <w:p>
+      <w:r>
+        <w:t>        }</w:t>
+      </w:r>
+    </w:p>
+    <w:p/>
+    <w:p>
+      <w:r>
+        <w:t>        // Display data from web storage in contact form</w:t>
+      </w:r>
+    </w:p>
+    <w:p>
+      <w:r>
+        <w:t xml:space="preserve">        </w:t>
+      </w:r>
+      <w:proofErr w:type="spellStart"/>
+      <w:r>
+        <w:t>displayContact</w:t>
+      </w:r>
+      <w:proofErr w:type="spellEnd"/>
+      <w:r>
+        <w:t>();</w:t>
+      </w:r>
+    </w:p>
+    <w:p/>
+    <w:p>
+      <w:r>
+        <w:t xml:space="preserve">        </w:t>
+      </w:r>
+      <w:proofErr w:type="spellStart"/>
+      <w:r>
+        <w:t>form.addEventListener</w:t>
+      </w:r>
+      <w:proofErr w:type="spellEnd"/>
+      <w:r>
+        <w:t xml:space="preserve">("submit", </w:t>
+      </w:r>
+      <w:proofErr w:type="spellStart"/>
+      <w:r>
+        <w:t>evt</w:t>
+      </w:r>
+      <w:proofErr w:type="spellEnd"/>
+      <w:r>
+        <w:t xml:space="preserve"> =&gt; {</w:t>
+      </w:r>
+    </w:p>
+    <w:p/>
+    <w:p>
+      <w:r>
+        <w:t xml:space="preserve">            </w:t>
+      </w:r>
+      <w:proofErr w:type="spellStart"/>
+      <w:r>
+        <w:t>clearMessages</w:t>
+      </w:r>
+      <w:proofErr w:type="spellEnd"/>
+      <w:r>
+        <w:t>();</w:t>
+      </w:r>
+    </w:p>
+    <w:p/>
+    <w:p>
+      <w:r>
+        <w:t xml:space="preserve">            const contact = </w:t>
+      </w:r>
+      <w:proofErr w:type="spellStart"/>
+      <w:r>
+        <w:t>createContact</w:t>
+      </w:r>
+      <w:proofErr w:type="spellEnd"/>
+      <w:r>
         <w:t>(</w:t>
-      </w:r>
-      <w:proofErr w:type="gramEnd"/>
-      <w:r>
-        <w:t>);</w:t>
-      </w:r>
-    </w:p>
-    <w:p/>
-    <w:p>
-      <w:r>
-        <w:t xml:space="preserve">    </w:t>
-      </w:r>
-      <w:proofErr w:type="spellStart"/>
-      <w:r>
-        <w:t>getElement</w:t>
-      </w:r>
-      <w:proofErr w:type="spellEnd"/>
-      <w:proofErr w:type="gramStart"/>
-      <w:r>
-        <w:t>("#</w:t>
-      </w:r>
-      <w:proofErr w:type="gramEnd"/>
-      <w:r>
-        <w:t>name").value = contact.name;</w:t>
-      </w:r>
-    </w:p>
-    <w:p>
-      <w:r>
-        <w:t xml:space="preserve">    </w:t>
-      </w:r>
-      <w:proofErr w:type="spellStart"/>
-      <w:r>
-        <w:t>getElement</w:t>
-      </w:r>
-      <w:proofErr w:type="spellEnd"/>
-      <w:proofErr w:type="gramStart"/>
-      <w:r>
-        <w:t>("#</w:t>
-      </w:r>
-      <w:proofErr w:type="gramEnd"/>
-      <w:r>
-        <w:t xml:space="preserve">email").value = </w:t>
-      </w:r>
-      <w:proofErr w:type="spellStart"/>
-      <w:proofErr w:type="gramStart"/>
-      <w:r>
-        <w:t>contact.email</w:t>
-      </w:r>
-      <w:proofErr w:type="spellEnd"/>
-      <w:proofErr w:type="gramEnd"/>
-      <w:r>
-        <w:t>;</w:t>
-      </w:r>
-    </w:p>
-    <w:p>
-      <w:r>
-        <w:t xml:space="preserve">    </w:t>
-      </w:r>
-      <w:proofErr w:type="spellStart"/>
-      <w:r>
-        <w:t>getElement</w:t>
-      </w:r>
-      <w:proofErr w:type="spellEnd"/>
-      <w:proofErr w:type="gramStart"/>
-      <w:r>
-        <w:t>("#</w:t>
-      </w:r>
-      <w:proofErr w:type="gramEnd"/>
-      <w:r>
-        <w:t xml:space="preserve">phone").value = </w:t>
-      </w:r>
-      <w:proofErr w:type="spellStart"/>
-      <w:proofErr w:type="gramStart"/>
-      <w:r>
-        <w:t>contact.phone</w:t>
-      </w:r>
-      <w:proofErr w:type="spellEnd"/>
-      <w:proofErr w:type="gramEnd"/>
-      <w:r>
-        <w:t>;</w:t>
-      </w:r>
-    </w:p>
-    <w:p>
-      <w:r>
-        <w:t xml:space="preserve">    </w:t>
-      </w:r>
-      <w:proofErr w:type="spellStart"/>
-      <w:r>
-        <w:t>getElement</w:t>
-      </w:r>
-      <w:proofErr w:type="spellEnd"/>
-      <w:proofErr w:type="gramStart"/>
-      <w:r>
-        <w:t>("#</w:t>
-      </w:r>
-      <w:proofErr w:type="gramEnd"/>
-      <w:r>
-        <w:t>zip").value = contact.zip;</w:t>
-      </w:r>
-    </w:p>
-    <w:p>
-      <w:r>
-        <w:t xml:space="preserve">    </w:t>
-      </w:r>
-      <w:proofErr w:type="spellStart"/>
-      <w:r>
-        <w:t>getElement</w:t>
-      </w:r>
-      <w:proofErr w:type="spellEnd"/>
-      <w:proofErr w:type="gramStart"/>
-      <w:r>
-        <w:t>("#</w:t>
-      </w:r>
-      <w:proofErr w:type="gramEnd"/>
-      <w:r>
-        <w:t xml:space="preserve">dob").value = </w:t>
-      </w:r>
-      <w:proofErr w:type="spellStart"/>
-      <w:proofErr w:type="gramStart"/>
-      <w:r>
-        <w:t>contact.dob.toUniversalFormatString</w:t>
-      </w:r>
-      <w:proofErr w:type="spellEnd"/>
-      <w:proofErr w:type="gramEnd"/>
-      <w:r>
-        <w:t>();</w:t>
-      </w:r>
-    </w:p>
-    <w:p>
-      <w:r>
-        <w:t>};</w:t>
-      </w:r>
-    </w:p>
-    <w:p/>
-    <w:p>
-      <w:r>
-        <w:t xml:space="preserve">const </w:t>
-      </w:r>
-      <w:proofErr w:type="spellStart"/>
-      <w:r>
-        <w:t>displayConfirmPage</w:t>
-      </w:r>
-      <w:proofErr w:type="spellEnd"/>
-      <w:r>
-        <w:t xml:space="preserve"> = () =&gt; {</w:t>
-      </w:r>
-    </w:p>
-    <w:p>
-      <w:r>
-        <w:t xml:space="preserve">    const contact = </w:t>
-      </w:r>
-      <w:proofErr w:type="spellStart"/>
-      <w:proofErr w:type="gramStart"/>
-      <w:r>
-        <w:t>getContact</w:t>
-      </w:r>
-      <w:proofErr w:type="spellEnd"/>
-      <w:r>
-        <w:t>(</w:t>
-      </w:r>
-      <w:proofErr w:type="gramEnd"/>
-      <w:r>
-        <w:t>);</w:t>
-      </w:r>
-    </w:p>
-    <w:p/>
-    <w:p>
-      <w:r>
-        <w:t xml:space="preserve">    </w:t>
-      </w:r>
-      <w:proofErr w:type="spellStart"/>
-      <w:r>
-        <w:t>getElement</w:t>
-      </w:r>
-      <w:proofErr w:type="spellEnd"/>
-      <w:proofErr w:type="gramStart"/>
-      <w:r>
-        <w:t>("#</w:t>
-      </w:r>
-      <w:proofErr w:type="spellStart"/>
-      <w:proofErr w:type="gramEnd"/>
-      <w:r>
-        <w:t>lbl_name</w:t>
-      </w:r>
-      <w:proofErr w:type="spellEnd"/>
-      <w:r>
-        <w:t>"</w:t>
-      </w:r>
-      <w:proofErr w:type="gramStart"/>
-      <w:r>
-        <w:t>).</w:t>
-      </w:r>
-      <w:proofErr w:type="spellStart"/>
-      <w:r>
-        <w:t>textContent</w:t>
-      </w:r>
-      <w:proofErr w:type="spellEnd"/>
-      <w:proofErr w:type="gramEnd"/>
-      <w:r>
-        <w:t xml:space="preserve"> = contact.name;</w:t>
-      </w:r>
-    </w:p>
-    <w:p>
-      <w:r>
-        <w:t xml:space="preserve">    </w:t>
-      </w:r>
-      <w:proofErr w:type="spellStart"/>
-      <w:r>
-        <w:t>getElement</w:t>
-      </w:r>
-      <w:proofErr w:type="spellEnd"/>
-      <w:proofErr w:type="gramStart"/>
-      <w:r>
-        <w:t>("#</w:t>
-      </w:r>
-      <w:proofErr w:type="spellStart"/>
-      <w:proofErr w:type="gramEnd"/>
-      <w:r>
-        <w:t>lbl_email</w:t>
-      </w:r>
-      <w:proofErr w:type="spellEnd"/>
-      <w:r>
-        <w:t>"</w:t>
-      </w:r>
-      <w:proofErr w:type="gramStart"/>
-      <w:r>
-        <w:t>).</w:t>
-      </w:r>
-      <w:proofErr w:type="spellStart"/>
-      <w:r>
-        <w:t>textContent</w:t>
-      </w:r>
-      <w:proofErr w:type="spellEnd"/>
-      <w:proofErr w:type="gramEnd"/>
-      <w:r>
-        <w:t xml:space="preserve"> = </w:t>
-      </w:r>
-      <w:proofErr w:type="spellStart"/>
-      <w:proofErr w:type="gramStart"/>
-      <w:r>
-        <w:t>contact.email</w:t>
-      </w:r>
-      <w:proofErr w:type="spellEnd"/>
-      <w:proofErr w:type="gramEnd"/>
-      <w:r>
-        <w:t>;</w:t>
-      </w:r>
-    </w:p>
-    <w:p>
-      <w:r>
-        <w:t xml:space="preserve">    </w:t>
-      </w:r>
-      <w:proofErr w:type="spellStart"/>
-      <w:r>
-        <w:t>getElement</w:t>
-      </w:r>
-      <w:proofErr w:type="spellEnd"/>
-      <w:proofErr w:type="gramStart"/>
-      <w:r>
-        <w:t>("#</w:t>
-      </w:r>
-      <w:proofErr w:type="spellStart"/>
-      <w:proofErr w:type="gramEnd"/>
-      <w:r>
-        <w:t>lbl_phone</w:t>
-      </w:r>
-      <w:proofErr w:type="spellEnd"/>
-      <w:r>
-        <w:t>"</w:t>
-      </w:r>
-      <w:proofErr w:type="gramStart"/>
-      <w:r>
-        <w:t>).</w:t>
-      </w:r>
-      <w:proofErr w:type="spellStart"/>
-      <w:r>
-        <w:t>textContent</w:t>
-      </w:r>
-      <w:proofErr w:type="spellEnd"/>
-      <w:proofErr w:type="gramEnd"/>
-      <w:r>
-        <w:t xml:space="preserve"> = </w:t>
-      </w:r>
-      <w:proofErr w:type="spellStart"/>
-      <w:proofErr w:type="gramStart"/>
-      <w:r>
-        <w:t>contact.phone</w:t>
-      </w:r>
-      <w:proofErr w:type="spellEnd"/>
-      <w:proofErr w:type="gramEnd"/>
-      <w:r>
-        <w:t>;</w:t>
-      </w:r>
-    </w:p>
-    <w:p>
-      <w:r>
-        <w:t xml:space="preserve">    </w:t>
-      </w:r>
-      <w:proofErr w:type="spellStart"/>
-      <w:r>
-        <w:t>getElement</w:t>
-      </w:r>
-      <w:proofErr w:type="spellEnd"/>
-      <w:proofErr w:type="gramStart"/>
-      <w:r>
-        <w:t>("#</w:t>
-      </w:r>
-      <w:proofErr w:type="spellStart"/>
-      <w:proofErr w:type="gramEnd"/>
-      <w:r>
-        <w:t>lbl_zip</w:t>
-      </w:r>
-      <w:proofErr w:type="spellEnd"/>
-      <w:r>
-        <w:t>"</w:t>
-      </w:r>
-      <w:proofErr w:type="gramStart"/>
-      <w:r>
-        <w:t>).</w:t>
-      </w:r>
-      <w:proofErr w:type="spellStart"/>
-      <w:r>
-        <w:t>textContent</w:t>
-      </w:r>
-      <w:proofErr w:type="spellEnd"/>
-      <w:proofErr w:type="gramEnd"/>
-      <w:r>
-        <w:t xml:space="preserve"> = contact.zip;</w:t>
-      </w:r>
-    </w:p>
-    <w:p>
-      <w:r>
-        <w:t xml:space="preserve">    </w:t>
-      </w:r>
-      <w:proofErr w:type="spellStart"/>
-      <w:r>
-        <w:t>getElement</w:t>
-      </w:r>
-      <w:proofErr w:type="spellEnd"/>
-      <w:proofErr w:type="gramStart"/>
-      <w:r>
-        <w:t>("#</w:t>
-      </w:r>
-      <w:proofErr w:type="spellStart"/>
-      <w:proofErr w:type="gramEnd"/>
-      <w:r>
-        <w:t>lbl_dob</w:t>
-      </w:r>
-      <w:proofErr w:type="spellEnd"/>
-      <w:r>
-        <w:t>"</w:t>
-      </w:r>
-      <w:proofErr w:type="gramStart"/>
-      <w:r>
-        <w:t>).</w:t>
-      </w:r>
-      <w:proofErr w:type="spellStart"/>
-      <w:r>
-        <w:t>textContent</w:t>
-      </w:r>
-      <w:proofErr w:type="spellEnd"/>
-      <w:proofErr w:type="gramEnd"/>
-      <w:r>
-        <w:t xml:space="preserve"> = </w:t>
-      </w:r>
-      <w:proofErr w:type="spellStart"/>
-      <w:proofErr w:type="gramStart"/>
-      <w:r>
-        <w:t>contact.dob.toDateString</w:t>
-      </w:r>
-      <w:proofErr w:type="spellEnd"/>
-      <w:proofErr w:type="gramEnd"/>
-      <w:r>
-        <w:t>();</w:t>
-      </w:r>
-    </w:p>
-    <w:p>
-      <w:r>
-        <w:lastRenderedPageBreak/>
-        <w:t>};</w:t>
-      </w:r>
-    </w:p>
-    <w:p/>
-    <w:p>
-      <w:r>
-        <w:t xml:space="preserve">const </w:t>
-      </w:r>
-      <w:proofErr w:type="spellStart"/>
-      <w:r>
-        <w:t>clearMessages</w:t>
-      </w:r>
-      <w:proofErr w:type="spellEnd"/>
-      <w:r>
-        <w:t xml:space="preserve"> = () =&gt; {</w:t>
-      </w:r>
-    </w:p>
-    <w:p>
-      <w:r>
-        <w:t xml:space="preserve">    const inputs = </w:t>
-      </w:r>
-      <w:proofErr w:type="spellStart"/>
-      <w:proofErr w:type="gramStart"/>
-      <w:r>
-        <w:t>document.querySelectorAll</w:t>
-      </w:r>
-      <w:proofErr w:type="spellEnd"/>
-      <w:proofErr w:type="gramEnd"/>
-      <w:r>
-        <w:t>("input");</w:t>
-      </w:r>
-    </w:p>
-    <w:p/>
-    <w:p>
-      <w:r>
-        <w:t xml:space="preserve">    for (let input of </w:t>
-      </w:r>
-      <w:proofErr w:type="gramStart"/>
-      <w:r>
-        <w:t>inputs) {</w:t>
-      </w:r>
-      <w:proofErr w:type="gramEnd"/>
-    </w:p>
-    <w:p>
-      <w:r>
-        <w:t xml:space="preserve">        const span = </w:t>
-      </w:r>
-      <w:proofErr w:type="spellStart"/>
-      <w:proofErr w:type="gramStart"/>
-      <w:r>
-        <w:t>input.nextElementSibling</w:t>
-      </w:r>
-      <w:proofErr w:type="spellEnd"/>
-      <w:proofErr w:type="gramEnd"/>
-      <w:r>
-        <w:t>;</w:t>
-      </w:r>
-    </w:p>
-    <w:p/>
-    <w:p>
-      <w:r>
-        <w:t>        if (span</w:t>
-      </w:r>
-      <w:proofErr w:type="gramStart"/>
-      <w:r>
-        <w:t>) {</w:t>
-      </w:r>
-      <w:proofErr w:type="gramEnd"/>
-    </w:p>
-    <w:p>
-      <w:r>
-        <w:t xml:space="preserve">            </w:t>
-      </w:r>
-      <w:proofErr w:type="spellStart"/>
-      <w:proofErr w:type="gramStart"/>
-      <w:r>
-        <w:t>span.textContent</w:t>
-      </w:r>
-      <w:proofErr w:type="spellEnd"/>
-      <w:proofErr w:type="gramEnd"/>
-      <w:r>
-        <w:t xml:space="preserve"> = "";</w:t>
-      </w:r>
-    </w:p>
-    <w:p>
-      <w:r>
-        <w:t>        }</w:t>
-      </w:r>
-    </w:p>
-    <w:p>
-      <w:r>
-        <w:t>    }</w:t>
-      </w:r>
-    </w:p>
-    <w:p/>
-    <w:p>
-      <w:r>
-        <w:t>    inputs[0</w:t>
-      </w:r>
-      <w:proofErr w:type="gramStart"/>
-      <w:r>
-        <w:t>].focus</w:t>
-      </w:r>
-      <w:proofErr w:type="gramEnd"/>
-      <w:r>
-        <w:t>();</w:t>
-      </w:r>
-    </w:p>
-    <w:p>
-      <w:r>
-        <w:t>};</w:t>
-      </w:r>
-    </w:p>
-    <w:p/>
-    <w:p>
-      <w:proofErr w:type="spellStart"/>
-      <w:proofErr w:type="gramStart"/>
-      <w:r>
-        <w:t>document.addEventListener</w:t>
-      </w:r>
-      <w:proofErr w:type="spellEnd"/>
-      <w:proofErr w:type="gramEnd"/>
-      <w:r>
-        <w:t>("</w:t>
-      </w:r>
-      <w:proofErr w:type="spellStart"/>
-      <w:r>
-        <w:t>DOMContentLoaded</w:t>
-      </w:r>
-      <w:proofErr w:type="spellEnd"/>
-      <w:r>
-        <w:t>", () =&gt; {</w:t>
-      </w:r>
-    </w:p>
-    <w:p/>
-    <w:p>
-      <w:r>
-        <w:t xml:space="preserve">    const form = </w:t>
-      </w:r>
-      <w:proofErr w:type="spellStart"/>
-      <w:r>
-        <w:t>getElement</w:t>
-      </w:r>
-      <w:proofErr w:type="spellEnd"/>
-      <w:r>
-        <w:t>("form");</w:t>
-      </w:r>
-    </w:p>
-    <w:p/>
-    <w:p>
-      <w:r>
-        <w:t>    if (form) {</w:t>
-      </w:r>
-    </w:p>
-    <w:p/>
-    <w:p>
-      <w:r>
-        <w:t>        // Turn off default HTML validation messages</w:t>
-      </w:r>
-    </w:p>
-    <w:p>
-      <w:r>
-        <w:t xml:space="preserve">        </w:t>
-      </w:r>
-      <w:proofErr w:type="spellStart"/>
-      <w:proofErr w:type="gramStart"/>
-      <w:r>
-        <w:t>form.noValidate</w:t>
-      </w:r>
-      <w:proofErr w:type="spellEnd"/>
-      <w:proofErr w:type="gramEnd"/>
-      <w:r>
-        <w:t xml:space="preserve"> = true;</w:t>
-      </w:r>
-    </w:p>
-    <w:p/>
-    <w:p>
-      <w:r>
-        <w:t>        // Attach invalid event handler for form controls</w:t>
-      </w:r>
-    </w:p>
-    <w:p>
-      <w:r>
-        <w:lastRenderedPageBreak/>
-        <w:t xml:space="preserve">        for (let element of </w:t>
-      </w:r>
-      <w:proofErr w:type="spellStart"/>
-      <w:proofErr w:type="gramStart"/>
-      <w:r>
-        <w:t>form.elements</w:t>
-      </w:r>
-      <w:proofErr w:type="spellEnd"/>
-      <w:proofErr w:type="gramEnd"/>
-      <w:r>
-        <w:t>) {</w:t>
-      </w:r>
-    </w:p>
-    <w:p/>
-    <w:p>
-      <w:r>
-        <w:t xml:space="preserve">            </w:t>
-      </w:r>
-      <w:proofErr w:type="spellStart"/>
-      <w:proofErr w:type="gramStart"/>
-      <w:r>
-        <w:t>element.addEventListener</w:t>
-      </w:r>
-      <w:proofErr w:type="spellEnd"/>
-      <w:proofErr w:type="gramEnd"/>
-      <w:r>
-        <w:t xml:space="preserve">("invalid", </w:t>
-      </w:r>
-      <w:proofErr w:type="spellStart"/>
-      <w:r>
-        <w:t>evt</w:t>
-      </w:r>
-      <w:proofErr w:type="spellEnd"/>
-      <w:r>
-        <w:t xml:space="preserve"> =&gt; {</w:t>
-      </w:r>
-    </w:p>
-    <w:p/>
-    <w:p>
-      <w:r>
-        <w:t xml:space="preserve">                const </w:t>
-      </w:r>
-      <w:proofErr w:type="spellStart"/>
-      <w:r>
-        <w:t>elem</w:t>
-      </w:r>
-      <w:proofErr w:type="spellEnd"/>
-      <w:r>
-        <w:t xml:space="preserve"> = </w:t>
-      </w:r>
-      <w:proofErr w:type="spellStart"/>
-      <w:proofErr w:type="gramStart"/>
-      <w:r>
-        <w:t>evt.currentTarget</w:t>
-      </w:r>
-      <w:proofErr w:type="spellEnd"/>
-      <w:proofErr w:type="gramEnd"/>
-      <w:r>
-        <w:t>;</w:t>
-      </w:r>
-    </w:p>
-    <w:p>
-      <w:r>
-        <w:t xml:space="preserve">                const msg = </w:t>
-      </w:r>
-      <w:proofErr w:type="spellStart"/>
-      <w:proofErr w:type="gramStart"/>
-      <w:r>
-        <w:t>elem.title</w:t>
-      </w:r>
-      <w:proofErr w:type="spellEnd"/>
-      <w:proofErr w:type="gramEnd"/>
-      <w:r>
-        <w:t xml:space="preserve"> ? </w:t>
-      </w:r>
-      <w:proofErr w:type="spellStart"/>
-      <w:proofErr w:type="gramStart"/>
-      <w:r>
-        <w:t>elem.title</w:t>
-      </w:r>
-      <w:proofErr w:type="spellEnd"/>
-      <w:proofErr w:type="gramEnd"/>
-      <w:r>
-        <w:t xml:space="preserve"> : </w:t>
-      </w:r>
-      <w:proofErr w:type="spellStart"/>
-      <w:proofErr w:type="gramStart"/>
-      <w:r>
-        <w:t>elem.validationMessage</w:t>
-      </w:r>
-      <w:proofErr w:type="spellEnd"/>
-      <w:proofErr w:type="gramEnd"/>
-      <w:r>
-        <w:t>;</w:t>
-      </w:r>
-    </w:p>
-    <w:p>
-      <w:r>
-        <w:t xml:space="preserve">                const span = </w:t>
-      </w:r>
-      <w:proofErr w:type="spellStart"/>
-      <w:proofErr w:type="gramStart"/>
-      <w:r>
-        <w:t>elem.nextElementSibling</w:t>
-      </w:r>
-      <w:proofErr w:type="spellEnd"/>
-      <w:proofErr w:type="gramEnd"/>
-      <w:r>
-        <w:t>;</w:t>
-      </w:r>
-    </w:p>
-    <w:p/>
-    <w:p>
-      <w:r>
-        <w:t>                if (span</w:t>
-      </w:r>
-      <w:proofErr w:type="gramStart"/>
-      <w:r>
-        <w:t>) {</w:t>
-      </w:r>
-      <w:proofErr w:type="gramEnd"/>
-    </w:p>
-    <w:p>
-      <w:r>
-        <w:t xml:space="preserve">                    </w:t>
-      </w:r>
-      <w:proofErr w:type="spellStart"/>
-      <w:proofErr w:type="gramStart"/>
-      <w:r>
-        <w:t>span.textContent</w:t>
-      </w:r>
-      <w:proofErr w:type="spellEnd"/>
-      <w:proofErr w:type="gramEnd"/>
-      <w:r>
-        <w:t xml:space="preserve"> = msg;</w:t>
-      </w:r>
-    </w:p>
-    <w:p>
-      <w:r>
-        <w:t>                }</w:t>
-      </w:r>
-    </w:p>
-    <w:p/>
-    <w:p>
-      <w:r>
-        <w:t>            });</w:t>
-      </w:r>
-    </w:p>
-    <w:p/>
-    <w:p>
-      <w:r>
-        <w:t>        }</w:t>
-      </w:r>
-    </w:p>
-    <w:p/>
-    <w:p>
-      <w:r>
-        <w:t>        // Display data from web storage in contact form</w:t>
-      </w:r>
-    </w:p>
-    <w:p>
-      <w:r>
-        <w:t xml:space="preserve">        </w:t>
-      </w:r>
-      <w:proofErr w:type="spellStart"/>
-      <w:proofErr w:type="gramStart"/>
-      <w:r>
-        <w:t>displayContact</w:t>
-      </w:r>
-      <w:proofErr w:type="spellEnd"/>
-      <w:r>
-        <w:t>(</w:t>
-      </w:r>
-      <w:proofErr w:type="gramEnd"/>
-      <w:r>
-        <w:t>);</w:t>
-      </w:r>
-    </w:p>
-    <w:p/>
-    <w:p>
-      <w:r>
-        <w:t xml:space="preserve">        </w:t>
-      </w:r>
-      <w:proofErr w:type="spellStart"/>
-      <w:proofErr w:type="gramStart"/>
-      <w:r>
-        <w:t>form.addEventListener</w:t>
-      </w:r>
-      <w:proofErr w:type="spellEnd"/>
-      <w:proofErr w:type="gramEnd"/>
-      <w:r>
-        <w:t xml:space="preserve">("submit", </w:t>
-      </w:r>
-      <w:proofErr w:type="spellStart"/>
-      <w:r>
-        <w:t>evt</w:t>
-      </w:r>
-      <w:proofErr w:type="spellEnd"/>
-      <w:r>
-        <w:t xml:space="preserve"> =&gt; {</w:t>
-      </w:r>
-    </w:p>
-    <w:p/>
-    <w:p>
-      <w:r>
-        <w:t xml:space="preserve">            </w:t>
-      </w:r>
-      <w:proofErr w:type="spellStart"/>
-      <w:proofErr w:type="gramStart"/>
-      <w:r>
-        <w:t>clearMessages</w:t>
-      </w:r>
-      <w:proofErr w:type="spellEnd"/>
-      <w:r>
-        <w:t>(</w:t>
-      </w:r>
-      <w:proofErr w:type="gramEnd"/>
-      <w:r>
-        <w:t>);</w:t>
-      </w:r>
-    </w:p>
-    <w:p/>
-    <w:p>
-      <w:r>
-        <w:t xml:space="preserve">            const contact = </w:t>
-      </w:r>
-      <w:proofErr w:type="spellStart"/>
-      <w:proofErr w:type="gramStart"/>
-      <w:r>
-        <w:t>createContact</w:t>
-      </w:r>
-      <w:proofErr w:type="spellEnd"/>
-      <w:r>
-        <w:t>(</w:t>
-      </w:r>
-      <w:proofErr w:type="gramEnd"/>
-    </w:p>
-    <w:p>
-      <w:r>
-        <w:t xml:space="preserve">                </w:t>
-      </w:r>
-      <w:proofErr w:type="spellStart"/>
-      <w:r>
-        <w:t>getElement</w:t>
-      </w:r>
-      <w:proofErr w:type="spellEnd"/>
-      <w:proofErr w:type="gramStart"/>
-      <w:r>
-        <w:t>("#</w:t>
-      </w:r>
-      <w:proofErr w:type="gramEnd"/>
-      <w:r>
-        <w:t>name").value,</w:t>
-      </w:r>
-    </w:p>
-    <w:p>
-      <w:r>
-        <w:t xml:space="preserve">                </w:t>
-      </w:r>
-      <w:proofErr w:type="spellStart"/>
-      <w:r>
-        <w:t>getElement</w:t>
-      </w:r>
-      <w:proofErr w:type="spellEnd"/>
-      <w:proofErr w:type="gramStart"/>
-      <w:r>
-        <w:t>("#</w:t>
-      </w:r>
-      <w:proofErr w:type="gramEnd"/>
-      <w:r>
-        <w:t>email").value,</w:t>
       </w:r>
     </w:p>
     <w:p>
@@ -1562,13 +1337,8 @@
         <w:t>getElement</w:t>
       </w:r>
       <w:proofErr w:type="spellEnd"/>
-      <w:proofErr w:type="gramStart"/>
-      <w:r>
-        <w:t>("#</w:t>
-      </w:r>
-      <w:proofErr w:type="gramEnd"/>
-      <w:r>
-        <w:t>phone").value,</w:t>
+      <w:r>
+        <w:t>("#name").value,</w:t>
       </w:r>
     </w:p>
     <w:p>
@@ -1580,13 +1350,8 @@
         <w:t>getElement</w:t>
       </w:r>
       <w:proofErr w:type="spellEnd"/>
-      <w:proofErr w:type="gramStart"/>
-      <w:r>
-        <w:t>("#</w:t>
-      </w:r>
-      <w:proofErr w:type="gramEnd"/>
-      <w:r>
-        <w:t>zip").value,</w:t>
+      <w:r>
+        <w:t>("#email").value,</w:t>
       </w:r>
     </w:p>
     <w:p>
@@ -1598,13 +1363,34 @@
         <w:t>getElement</w:t>
       </w:r>
       <w:proofErr w:type="spellEnd"/>
-      <w:proofErr w:type="gramStart"/>
-      <w:r>
-        <w:t>("#</w:t>
-      </w:r>
-      <w:proofErr w:type="gramEnd"/>
-      <w:r>
-        <w:t>dob").value</w:t>
+      <w:r>
+        <w:t>("#phone").value,</w:t>
+      </w:r>
+    </w:p>
+    <w:p>
+      <w:r>
+        <w:t xml:space="preserve">                </w:t>
+      </w:r>
+      <w:proofErr w:type="spellStart"/>
+      <w:r>
+        <w:t>getElement</w:t>
+      </w:r>
+      <w:proofErr w:type="spellEnd"/>
+      <w:r>
+        <w:t>("#zip").value,</w:t>
+      </w:r>
+    </w:p>
+    <w:p>
+      <w:r>
+        <w:t xml:space="preserve">                </w:t>
+      </w:r>
+      <w:proofErr w:type="spellStart"/>
+      <w:r>
+        <w:t>getElement</w:t>
+      </w:r>
+      <w:proofErr w:type="spellEnd"/>
+      <w:r>
+        <w:t>("#dob").value</w:t>
       </w:r>
     </w:p>
     <w:p>
@@ -1623,30 +1409,18 @@
         <w:t>            let msg = (</w:t>
       </w:r>
       <w:proofErr w:type="spellStart"/>
-      <w:proofErr w:type="gramStart"/>
       <w:r>
         <w:t>contact.email</w:t>
       </w:r>
       <w:proofErr w:type="spellEnd"/>
-      <w:proofErr w:type="gramEnd"/>
-      <w:r>
-        <w:t xml:space="preserve"> =</w:t>
-      </w:r>
-      <w:proofErr w:type="gramStart"/>
-      <w:r>
-        <w:t>= ""</w:t>
-      </w:r>
-      <w:proofErr w:type="gramEnd"/>
-      <w:r>
-        <w:t xml:space="preserve"> &amp;&amp; </w:t>
-      </w:r>
-      <w:proofErr w:type="spellStart"/>
-      <w:proofErr w:type="gramStart"/>
+      <w:r>
+        <w:t xml:space="preserve"> == "" &amp;&amp; </w:t>
+      </w:r>
+      <w:proofErr w:type="spellStart"/>
       <w:r>
         <w:t>contact.phone</w:t>
       </w:r>
       <w:proofErr w:type="spellEnd"/>
-      <w:proofErr w:type="gramEnd"/>
       <w:r>
         <w:t xml:space="preserve"> == "")</w:t>
       </w:r>
@@ -1658,15 +1432,188 @@
     </w:p>
     <w:p>
       <w:r>
+        <w:t>                : "";</w:t>
+      </w:r>
+    </w:p>
+    <w:p/>
+    <w:p>
+      <w:r>
+        <w:t xml:space="preserve">            </w:t>
+      </w:r>
+      <w:proofErr w:type="spellStart"/>
+      <w:r>
+        <w:t>getElement</w:t>
+      </w:r>
+      <w:proofErr w:type="spellEnd"/>
+      <w:r>
+        <w:t>("#email").</w:t>
+      </w:r>
+      <w:proofErr w:type="spellStart"/>
+      <w:r>
+        <w:t>setCustomValidity</w:t>
+      </w:r>
+      <w:proofErr w:type="spellEnd"/>
+      <w:r>
+        <w:t>(msg);</w:t>
+      </w:r>
+    </w:p>
+    <w:p/>
+    <w:p>
+      <w:r>
+        <w:t>            // Validate DOB</w:t>
+      </w:r>
+    </w:p>
+    <w:p>
+      <w:r>
+        <w:t>            if (</w:t>
+      </w:r>
+      <w:proofErr w:type="spellStart"/>
+      <w:r>
+        <w:t>contact.dob.isInvalid</w:t>
+      </w:r>
+      <w:proofErr w:type="spellEnd"/>
+      <w:r>
+        <w:t>) {</w:t>
+      </w:r>
+    </w:p>
+    <w:p>
+      <w:r>
+        <w:t>                msg = "Please enter a valid DOB.";</w:t>
+      </w:r>
+    </w:p>
+    <w:p>
+      <w:r>
+        <w:t>            } else {</w:t>
+      </w:r>
+    </w:p>
+    <w:p>
+      <w:r>
+        <w:t>                msg = (</w:t>
+      </w:r>
+      <w:proofErr w:type="spellStart"/>
+      <w:r>
+        <w:t>contact.dob.isNotInPast</w:t>
+      </w:r>
+      <w:proofErr w:type="spellEnd"/>
+      <w:r>
+        <w:t>)</w:t>
+      </w:r>
+    </w:p>
+    <w:p>
+      <w:r>
+        <w:t>                    ? "DOB must be in the past."</w:t>
+      </w:r>
+    </w:p>
+    <w:p>
+      <w:r>
+        <w:t>                    : "";</w:t>
+      </w:r>
+    </w:p>
+    <w:p>
+      <w:r>
+        <w:t>            }</w:t>
+      </w:r>
+    </w:p>
+    <w:p/>
+    <w:p>
+      <w:r>
+        <w:t xml:space="preserve">            </w:t>
+      </w:r>
+      <w:proofErr w:type="spellStart"/>
+      <w:r>
+        <w:t>getElement</w:t>
+      </w:r>
+      <w:proofErr w:type="spellEnd"/>
+      <w:r>
+        <w:t>("#dob").</w:t>
+      </w:r>
+      <w:proofErr w:type="spellStart"/>
+      <w:r>
+        <w:t>setCustomValidity</w:t>
+      </w:r>
+      <w:proofErr w:type="spellEnd"/>
+      <w:r>
+        <w:t>(msg);</w:t>
+      </w:r>
+    </w:p>
+    <w:p/>
+    <w:p>
+      <w:r>
+        <w:t>            // Validate form</w:t>
+      </w:r>
+    </w:p>
+    <w:p>
+      <w:r>
+        <w:lastRenderedPageBreak/>
+        <w:t>            if (!</w:t>
+      </w:r>
+      <w:proofErr w:type="spellStart"/>
+      <w:r>
+        <w:t>form.checkValidity</w:t>
+      </w:r>
+      <w:proofErr w:type="spellEnd"/>
+      <w:r>
+        <w:t>()) {</w:t>
+      </w:r>
+    </w:p>
+    <w:p/>
+    <w:p>
+      <w:r>
         <w:t xml:space="preserve">                </w:t>
       </w:r>
-      <w:proofErr w:type="gramStart"/>
-      <w:r>
-        <w:t>: ""</w:t>
-      </w:r>
-      <w:proofErr w:type="gramEnd"/>
-      <w:r>
-        <w:t>;</w:t>
+      <w:proofErr w:type="spellStart"/>
+      <w:r>
+        <w:t>evt.preventDefault</w:t>
+      </w:r>
+      <w:proofErr w:type="spellEnd"/>
+      <w:r>
+        <w:t>();</w:t>
+      </w:r>
+    </w:p>
+    <w:p/>
+    <w:p>
+      <w:r>
+        <w:t>            } else {</w:t>
+      </w:r>
+    </w:p>
+    <w:p/>
+    <w:p>
+      <w:r>
+        <w:t xml:space="preserve">                </w:t>
+      </w:r>
+      <w:proofErr w:type="spellStart"/>
+      <w:r>
+        <w:t>saveContact</w:t>
+      </w:r>
+      <w:proofErr w:type="spellEnd"/>
+      <w:r>
+        <w:t>(contact);</w:t>
+      </w:r>
+    </w:p>
+    <w:p/>
+    <w:p>
+      <w:r>
+        <w:t>            }</w:t>
+      </w:r>
+    </w:p>
+    <w:p/>
+    <w:p>
+      <w:r>
+        <w:t>        });</w:t>
+      </w:r>
+    </w:p>
+    <w:p/>
+    <w:p>
+      <w:r>
+        <w:t xml:space="preserve">        </w:t>
+      </w:r>
+      <w:proofErr w:type="spellStart"/>
+      <w:r>
+        <w:t>form.addEventListener</w:t>
+      </w:r>
+      <w:proofErr w:type="spellEnd"/>
+      <w:r>
+        <w:t>("reset", () =&gt; {</w:t>
       </w:r>
     </w:p>
     <w:p/>
@@ -1676,311 +1623,67 @@
       </w:r>
       <w:proofErr w:type="spellStart"/>
       <w:r>
-        <w:t>getElement</w:t>
-      </w:r>
-      <w:proofErr w:type="spellEnd"/>
-      <w:proofErr w:type="gramStart"/>
-      <w:r>
-        <w:t>("#</w:t>
-      </w:r>
-      <w:proofErr w:type="gramEnd"/>
-      <w:r>
-        <w:t>email"</w:t>
-      </w:r>
-      <w:proofErr w:type="gramStart"/>
-      <w:r>
-        <w:t>).</w:t>
-      </w:r>
-      <w:proofErr w:type="spellStart"/>
-      <w:r>
-        <w:t>setCustomValidity</w:t>
-      </w:r>
-      <w:proofErr w:type="spellEnd"/>
-      <w:proofErr w:type="gramEnd"/>
-      <w:r>
-        <w:t>(msg);</w:t>
-      </w:r>
-    </w:p>
-    <w:p/>
-    <w:p>
-      <w:r>
-        <w:t>            // Validate DOB</w:t>
-      </w:r>
-    </w:p>
-    <w:p>
-      <w:r>
-        <w:t>            if (</w:t>
-      </w:r>
-      <w:proofErr w:type="spellStart"/>
-      <w:proofErr w:type="gramStart"/>
-      <w:r>
-        <w:t>contact.dob.isInvalid</w:t>
-      </w:r>
-      <w:proofErr w:type="spellEnd"/>
-      <w:proofErr w:type="gramEnd"/>
-      <w:r>
-        <w:t>) {</w:t>
-      </w:r>
-    </w:p>
-    <w:p>
-      <w:r>
-        <w:t>                msg = "Please enter a valid DOB.";</w:t>
-      </w:r>
-    </w:p>
-    <w:p>
-      <w:r>
-        <w:t>            } else {</w:t>
-      </w:r>
-    </w:p>
-    <w:p>
-      <w:r>
-        <w:t>                msg = (</w:t>
-      </w:r>
-      <w:proofErr w:type="spellStart"/>
-      <w:proofErr w:type="gramStart"/>
-      <w:r>
-        <w:t>contact.dob.isNotInPast</w:t>
-      </w:r>
-      <w:proofErr w:type="spellEnd"/>
-      <w:proofErr w:type="gramEnd"/>
-      <w:r>
-        <w:t>)</w:t>
-      </w:r>
-    </w:p>
-    <w:p>
-      <w:r>
-        <w:t>                    ? "DOB must be in the past."</w:t>
-      </w:r>
-    </w:p>
-    <w:p>
-      <w:r>
-        <w:t xml:space="preserve">                    </w:t>
-      </w:r>
-      <w:proofErr w:type="gramStart"/>
-      <w:r>
-        <w:t>: ""</w:t>
-      </w:r>
-      <w:proofErr w:type="gramEnd"/>
-      <w:r>
-        <w:t>;</w:t>
-      </w:r>
-    </w:p>
-    <w:p>
-      <w:r>
-        <w:t>            }</w:t>
-      </w:r>
-    </w:p>
-    <w:p/>
+        <w:t>clearMessages</w:t>
+      </w:r>
+      <w:proofErr w:type="spellEnd"/>
+      <w:r>
+        <w:t>();</w:t>
+      </w:r>
+    </w:p>
     <w:p>
       <w:r>
         <w:t xml:space="preserve">            </w:t>
       </w:r>
       <w:proofErr w:type="spellStart"/>
       <w:r>
-        <w:t>getElement</w:t>
-      </w:r>
-      <w:proofErr w:type="spellEnd"/>
-      <w:proofErr w:type="gramStart"/>
-      <w:r>
-        <w:t>("#</w:t>
-      </w:r>
-      <w:proofErr w:type="gramEnd"/>
-      <w:r>
-        <w:t>dob"</w:t>
-      </w:r>
-      <w:proofErr w:type="gramStart"/>
-      <w:r>
-        <w:t>).</w:t>
-      </w:r>
-      <w:proofErr w:type="spellStart"/>
-      <w:r>
-        <w:t>setCustomValidity</w:t>
-      </w:r>
-      <w:proofErr w:type="spellEnd"/>
-      <w:proofErr w:type="gramEnd"/>
-      <w:r>
-        <w:t>(msg);</w:t>
-      </w:r>
-    </w:p>
-    <w:p/>
-    <w:p>
-      <w:r>
-        <w:t>            // Validate form</w:t>
-      </w:r>
-    </w:p>
-    <w:p>
-      <w:r>
-        <w:t xml:space="preserve">            if </w:t>
-      </w:r>
-      <w:proofErr w:type="gramStart"/>
-      <w:r>
-        <w:t>(!</w:t>
-      </w:r>
-      <w:proofErr w:type="spellStart"/>
-      <w:r>
-        <w:t>form</w:t>
-      </w:r>
-      <w:proofErr w:type="gramEnd"/>
-      <w:r>
-        <w:t>.</w:t>
-      </w:r>
-      <w:proofErr w:type="gramStart"/>
-      <w:r>
-        <w:t>checkValidity</w:t>
-      </w:r>
-      <w:proofErr w:type="spellEnd"/>
-      <w:r>
-        <w:t>()) {</w:t>
-      </w:r>
-      <w:proofErr w:type="gramEnd"/>
+        <w:t>clearContact</w:t>
+      </w:r>
+      <w:proofErr w:type="spellEnd"/>
+      <w:r>
+        <w:t>();</w:t>
+      </w:r>
+    </w:p>
+    <w:p/>
+    <w:p>
+      <w:r>
+        <w:t>        });</w:t>
+      </w:r>
+    </w:p>
+    <w:p/>
+    <w:p>
+      <w:r>
+        <w:t>    } else {</w:t>
+      </w:r>
+    </w:p>
+    <w:p/>
+    <w:p>
+      <w:r>
+        <w:t>        // Display data on confirm.html</w:t>
+      </w:r>
+    </w:p>
+    <w:p>
+      <w:r>
+        <w:t xml:space="preserve">        </w:t>
+      </w:r>
+      <w:proofErr w:type="spellStart"/>
+      <w:r>
+        <w:t>displayConfirmPage</w:t>
+      </w:r>
+      <w:proofErr w:type="spellEnd"/>
+      <w:r>
+        <w:t>();</w:t>
+      </w:r>
+    </w:p>
+    <w:p/>
+    <w:p>
+      <w:r>
+        <w:t>    }</w:t>
+      </w:r>
     </w:p>
     <w:p/>
     <w:p>
       <w:r>
         <w:lastRenderedPageBreak/>
-        <w:t xml:space="preserve">                </w:t>
-      </w:r>
-      <w:proofErr w:type="spellStart"/>
-      <w:proofErr w:type="gramStart"/>
-      <w:r>
-        <w:t>evt.preventDefault</w:t>
-      </w:r>
-      <w:proofErr w:type="spellEnd"/>
-      <w:proofErr w:type="gramEnd"/>
-      <w:r>
-        <w:t>();</w:t>
-      </w:r>
-    </w:p>
-    <w:p/>
-    <w:p>
-      <w:r>
-        <w:t>            } else {</w:t>
-      </w:r>
-    </w:p>
-    <w:p/>
-    <w:p>
-      <w:r>
-        <w:t xml:space="preserve">                </w:t>
-      </w:r>
-      <w:proofErr w:type="spellStart"/>
-      <w:r>
-        <w:t>saveContact</w:t>
-      </w:r>
-      <w:proofErr w:type="spellEnd"/>
-      <w:r>
-        <w:t>(contact);</w:t>
-      </w:r>
-    </w:p>
-    <w:p/>
-    <w:p>
-      <w:r>
-        <w:t>            }</w:t>
-      </w:r>
-    </w:p>
-    <w:p/>
-    <w:p>
-      <w:r>
-        <w:t>        });</w:t>
-      </w:r>
-    </w:p>
-    <w:p/>
-    <w:p>
-      <w:r>
-        <w:t xml:space="preserve">        </w:t>
-      </w:r>
-      <w:proofErr w:type="spellStart"/>
-      <w:proofErr w:type="gramStart"/>
-      <w:r>
-        <w:t>form.addEventListener</w:t>
-      </w:r>
-      <w:proofErr w:type="spellEnd"/>
-      <w:proofErr w:type="gramEnd"/>
-      <w:r>
-        <w:t>("reset", () =&gt; {</w:t>
-      </w:r>
-    </w:p>
-    <w:p/>
-    <w:p>
-      <w:r>
-        <w:t xml:space="preserve">            </w:t>
-      </w:r>
-      <w:proofErr w:type="spellStart"/>
-      <w:proofErr w:type="gramStart"/>
-      <w:r>
-        <w:t>clearMessages</w:t>
-      </w:r>
-      <w:proofErr w:type="spellEnd"/>
-      <w:r>
-        <w:t>(</w:t>
-      </w:r>
-      <w:proofErr w:type="gramEnd"/>
-      <w:r>
-        <w:t>);</w:t>
-      </w:r>
-    </w:p>
-    <w:p>
-      <w:r>
-        <w:t xml:space="preserve">            </w:t>
-      </w:r>
-      <w:proofErr w:type="spellStart"/>
-      <w:proofErr w:type="gramStart"/>
-      <w:r>
-        <w:t>clearContact</w:t>
-      </w:r>
-      <w:proofErr w:type="spellEnd"/>
-      <w:r>
-        <w:t>(</w:t>
-      </w:r>
-      <w:proofErr w:type="gramEnd"/>
-      <w:r>
-        <w:t>);</w:t>
-      </w:r>
-    </w:p>
-    <w:p/>
-    <w:p>
-      <w:r>
-        <w:t>        });</w:t>
-      </w:r>
-    </w:p>
-    <w:p/>
-    <w:p>
-      <w:r>
-        <w:t>    } else {</w:t>
-      </w:r>
-    </w:p>
-    <w:p/>
-    <w:p>
-      <w:r>
-        <w:t>        // Display data on confirm.html</w:t>
-      </w:r>
-    </w:p>
-    <w:p>
-      <w:r>
-        <w:t xml:space="preserve">        </w:t>
-      </w:r>
-      <w:proofErr w:type="spellStart"/>
-      <w:proofErr w:type="gramStart"/>
-      <w:r>
-        <w:t>displayConfirmPage</w:t>
-      </w:r>
-      <w:proofErr w:type="spellEnd"/>
-      <w:r>
-        <w:t>(</w:t>
-      </w:r>
-      <w:proofErr w:type="gramEnd"/>
-      <w:r>
-        <w:t>);</w:t>
-      </w:r>
-    </w:p>
-    <w:p/>
-    <w:p>
-      <w:r>
-        <w:t>    }</w:t>
-      </w:r>
-    </w:p>
-    <w:p/>
-    <w:p>
-      <w:r>
         <w:t>});</w:t>
       </w:r>
     </w:p>
@@ -1993,88 +1696,145 @@
     </w:p>
     <w:p>
       <w:r>
+        <w:t>Index.HTML</w:t>
+      </w:r>
+    </w:p>
+    <w:p>
+      <w:r>
+        <w:t>&lt;!DOCTYPE html&gt;</w:t>
+      </w:r>
+    </w:p>
+    <w:p>
+      <w:r>
+        <w:t>&lt;html&gt;</w:t>
+      </w:r>
+    </w:p>
+    <w:p>
+      <w:r>
+        <w:t>&lt;head&gt;</w:t>
+      </w:r>
+    </w:p>
+    <w:p>
+      <w:r>
+        <w:t>    &lt;meta charset="UTF-8"&gt;</w:t>
+      </w:r>
+    </w:p>
+    <w:p>
+      <w:r>
+        <w:t>    &lt;meta name="viewport" content="width=device-width, initial-scale=1"&gt;</w:t>
+      </w:r>
+    </w:p>
+    <w:p>
+      <w:r>
+        <w:t>    &lt;title&gt;My Contact Info&lt;/title&gt;</w:t>
+      </w:r>
+    </w:p>
+    <w:p>
+      <w:r>
+        <w:t xml:space="preserve">    &lt;link </w:t>
+      </w:r>
+      <w:proofErr w:type="spellStart"/>
+      <w:r>
+        <w:t>rel</w:t>
+      </w:r>
+      <w:proofErr w:type="spellEnd"/>
+      <w:r>
+        <w:t>="stylesheet" type="text/</w:t>
+      </w:r>
+      <w:proofErr w:type="spellStart"/>
+      <w:r>
+        <w:t>css</w:t>
+      </w:r>
+      <w:proofErr w:type="spellEnd"/>
+      <w:r>
+        <w:t xml:space="preserve">" </w:t>
+      </w:r>
+      <w:proofErr w:type="spellStart"/>
+      <w:r>
+        <w:t>href</w:t>
+      </w:r>
+      <w:proofErr w:type="spellEnd"/>
+      <w:r>
+        <w:t>="contact.css"&gt;</w:t>
+      </w:r>
+    </w:p>
+    <w:p>
+      <w:r>
+        <w:t>&lt;/head&gt;</w:t>
+      </w:r>
+    </w:p>
+    <w:p/>
+    <w:p>
+      <w:r>
+        <w:t>&lt;body&gt;</w:t>
+      </w:r>
+    </w:p>
+    <w:p>
+      <w:r>
+        <w:t>    &lt;form action="confirm.html" method="get"&gt;</w:t>
+      </w:r>
+    </w:p>
+    <w:p>
+      <w:r>
+        <w:t>        &lt;h1&gt;My Contact Info&lt;/h1&gt;</w:t>
+      </w:r>
+    </w:p>
+    <w:p/>
+    <w:p>
+      <w:r>
+        <w:t>        &lt;div&gt;</w:t>
+      </w:r>
+    </w:p>
+    <w:p>
+      <w:r>
+        <w:t>            &lt;label for="name"&gt;Name:&lt;/label&gt;</w:t>
+      </w:r>
+    </w:p>
+    <w:p>
+      <w:r>
+        <w:t>            &lt;input type="text" name="name" id="name"</w:t>
+      </w:r>
+    </w:p>
+    <w:p>
+      <w:r>
+        <w:t>                title="Please enter your name." required autofocus autocomplete="off"&gt;</w:t>
+      </w:r>
+    </w:p>
+    <w:p>
+      <w:r>
+        <w:t>            &lt;span&gt;&lt;/span&gt;</w:t>
+      </w:r>
+    </w:p>
+    <w:p>
+      <w:r>
+        <w:t>        &lt;/div&gt;</w:t>
+      </w:r>
+    </w:p>
+    <w:p/>
+    <w:p>
+      <w:r>
+        <w:t>        &lt;div&gt;</w:t>
+      </w:r>
+    </w:p>
+    <w:p>
+      <w:r>
+        <w:t>            &lt;label for="email"&gt;E-Mail:&lt;/label&gt;</w:t>
+      </w:r>
+    </w:p>
+    <w:p>
+      <w:r>
+        <w:t>            &lt;input type="email" name="email" id="email"&gt;</w:t>
+      </w:r>
+    </w:p>
+    <w:p>
+      <w:r>
         <w:lastRenderedPageBreak/>
-        <w:t>Index.HTML</w:t>
-      </w:r>
-    </w:p>
-    <w:p>
-      <w:r>
-        <w:t>&lt;!DOCTYPE html&gt;</w:t>
-      </w:r>
-    </w:p>
-    <w:p>
-      <w:r>
-        <w:t>&lt;html&gt;</w:t>
-      </w:r>
-    </w:p>
-    <w:p>
-      <w:r>
-        <w:t>&lt;head&gt;</w:t>
-      </w:r>
-    </w:p>
-    <w:p>
-      <w:r>
-        <w:t>    &lt;meta charset="UTF-8"&gt;</w:t>
-      </w:r>
-    </w:p>
-    <w:p>
-      <w:r>
-        <w:t>    &lt;meta name="viewport" content="width=device-width, initial-scale=1"&gt;</w:t>
-      </w:r>
-    </w:p>
-    <w:p>
-      <w:r>
-        <w:t>    &lt;title&gt;My Contact Info&lt;/title&gt;</w:t>
-      </w:r>
-    </w:p>
-    <w:p>
-      <w:r>
-        <w:t xml:space="preserve">    &lt;link </w:t>
-      </w:r>
-      <w:proofErr w:type="spellStart"/>
-      <w:r>
-        <w:t>rel</w:t>
-      </w:r>
-      <w:proofErr w:type="spellEnd"/>
-      <w:r>
-        <w:t>="stylesheet" type="text/</w:t>
-      </w:r>
-      <w:proofErr w:type="spellStart"/>
-      <w:r>
-        <w:t>css</w:t>
-      </w:r>
-      <w:proofErr w:type="spellEnd"/>
-      <w:r>
-        <w:t xml:space="preserve">" </w:t>
-      </w:r>
-      <w:proofErr w:type="spellStart"/>
-      <w:r>
-        <w:t>href</w:t>
-      </w:r>
-      <w:proofErr w:type="spellEnd"/>
-      <w:r>
-        <w:t>="contact.css"&gt;</w:t>
-      </w:r>
-    </w:p>
-    <w:p>
-      <w:r>
-        <w:t>&lt;/head&gt;</w:t>
-      </w:r>
-    </w:p>
-    <w:p/>
-    <w:p>
-      <w:r>
-        <w:t>&lt;body&gt;</w:t>
-      </w:r>
-    </w:p>
-    <w:p>
-      <w:r>
-        <w:t>    &lt;form action="confirm.html" method="get"&gt;</w:t>
-      </w:r>
-    </w:p>
-    <w:p>
-      <w:r>
-        <w:t>        &lt;h1&gt;My Contact Info&lt;/h1&gt;</w:t>
+        <w:t>            &lt;span&gt;&lt;/span&gt;</w:t>
+      </w:r>
+    </w:p>
+    <w:p>
+      <w:r>
+        <w:t>        &lt;/div&gt;</w:t>
       </w:r>
     </w:p>
     <w:p/>
@@ -2085,17 +1845,38 @@
     </w:p>
     <w:p>
       <w:r>
-        <w:t>            &lt;label for="name"&gt;Name:&lt;/label&gt;</w:t>
-      </w:r>
-    </w:p>
-    <w:p>
-      <w:r>
-        <w:t>            &lt;input type="text" name="name" id="name"</w:t>
-      </w:r>
-    </w:p>
-    <w:p>
-      <w:r>
-        <w:t>                title="Please enter your name." required autofocus autocomplete="off"&gt;</w:t>
+        <w:t>            &lt;label for="phone"&gt;Mobile phone:&lt;/label&gt;</w:t>
+      </w:r>
+    </w:p>
+    <w:p>
+      <w:r>
+        <w:t>            &lt;input type="</w:t>
+      </w:r>
+      <w:proofErr w:type="spellStart"/>
+      <w:r>
+        <w:t>tel</w:t>
+      </w:r>
+      <w:proofErr w:type="spellEnd"/>
+      <w:r>
+        <w:t>" name="phone" id="phone"</w:t>
+      </w:r>
+    </w:p>
+    <w:p>
+      <w:r>
+        <w:t>                pattern="\d{3}[\-]\d{3}[\-]\d{4}"</w:t>
+      </w:r>
+    </w:p>
+    <w:p>
+      <w:r>
+        <w:t xml:space="preserve">                title="Must be in </w:t>
+      </w:r>
+      <w:proofErr w:type="spellStart"/>
+      <w:r>
+        <w:t>nnn-nnn-nnnn</w:t>
+      </w:r>
+      <w:proofErr w:type="spellEnd"/>
+      <w:r>
+        <w:t xml:space="preserve"> format."&gt;</w:t>
       </w:r>
     </w:p>
     <w:p>
@@ -2116,12 +1897,22 @@
     </w:p>
     <w:p>
       <w:r>
-        <w:t>            &lt;label for="email"&gt;E-Mail:&lt;/label&gt;</w:t>
-      </w:r>
-    </w:p>
-    <w:p>
-      <w:r>
-        <w:t>            &lt;input type="email" name="email" id="email"&gt;</w:t>
+        <w:t>            &lt;label for="zip"&gt;ZIP Code:&lt;/label&gt;</w:t>
+      </w:r>
+    </w:p>
+    <w:p>
+      <w:r>
+        <w:t>            &lt;input type="text" name="zip" id="zip"</w:t>
+      </w:r>
+    </w:p>
+    <w:p>
+      <w:r>
+        <w:t>                pattern="\d{5}"</w:t>
+      </w:r>
+    </w:p>
+    <w:p>
+      <w:r>
+        <w:t>                title="Please enter a 5 digit ZIP." required&gt;</w:t>
       </w:r>
     </w:p>
     <w:p>
@@ -2142,70 +1933,12 @@
     </w:p>
     <w:p>
       <w:r>
-        <w:t>            &lt;label for="phone"&gt;Mobile phone:&lt;/label&gt;</w:t>
-      </w:r>
-    </w:p>
-    <w:p>
-      <w:r>
-        <w:t>            &lt;input type="</w:t>
-      </w:r>
-      <w:proofErr w:type="spellStart"/>
-      <w:r>
-        <w:t>tel</w:t>
-      </w:r>
-      <w:proofErr w:type="spellEnd"/>
-      <w:r>
-        <w:t>" name="phone" id="phone"</w:t>
-      </w:r>
-    </w:p>
-    <w:p>
-      <w:r>
-        <w:t>                pattern="\d{</w:t>
-      </w:r>
-      <w:proofErr w:type="gramStart"/>
-      <w:r>
-        <w:t>3}[</w:t>
-      </w:r>
-      <w:proofErr w:type="gramEnd"/>
-      <w:r>
-        <w:t>\</w:t>
-      </w:r>
-      <w:proofErr w:type="gramStart"/>
-      <w:r>
-        <w:t>-]\</w:t>
-      </w:r>
-      <w:proofErr w:type="gramEnd"/>
-      <w:r>
-        <w:t>d{</w:t>
-      </w:r>
-      <w:proofErr w:type="gramStart"/>
-      <w:r>
-        <w:t>3}[</w:t>
-      </w:r>
-      <w:proofErr w:type="gramEnd"/>
-      <w:r>
-        <w:t>\</w:t>
-      </w:r>
-      <w:proofErr w:type="gramStart"/>
-      <w:r>
-        <w:t>-]\d{</w:t>
-      </w:r>
-      <w:proofErr w:type="gramEnd"/>
-      <w:r>
-        <w:t>4}"</w:t>
-      </w:r>
-    </w:p>
-    <w:p>
-      <w:r>
-        <w:t xml:space="preserve">                title="Must be in </w:t>
-      </w:r>
-      <w:proofErr w:type="spellStart"/>
-      <w:r>
-        <w:t>nnn-nnn-nnnn</w:t>
-      </w:r>
-      <w:proofErr w:type="spellEnd"/>
-      <w:r>
-        <w:t xml:space="preserve"> format."&gt;</w:t>
+        <w:t>            &lt;label for="dob"&gt;Date of Birth:&lt;/label&gt;</w:t>
+      </w:r>
+    </w:p>
+    <w:p>
+      <w:r>
+        <w:t>            &lt;input type="date" name="dob" id="dob" required&gt;</w:t>
       </w:r>
     </w:p>
     <w:p>
@@ -2226,43 +1959,18 @@
     </w:p>
     <w:p>
       <w:r>
-        <w:t>            &lt;label for="zip"&gt;ZIP Code:&lt;/label&gt;</w:t>
-      </w:r>
-    </w:p>
-    <w:p>
-      <w:r>
-        <w:t>            &lt;input type="text" name="zip" id="zip"</w:t>
-      </w:r>
-    </w:p>
-    <w:p>
-      <w:r>
-        <w:t>                pattern="\</w:t>
-      </w:r>
-      <w:proofErr w:type="gramStart"/>
-      <w:r>
-        <w:t>d{</w:t>
-      </w:r>
-      <w:proofErr w:type="gramEnd"/>
-      <w:r>
-        <w:t>5}"</w:t>
-      </w:r>
-    </w:p>
-    <w:p>
-      <w:r>
-        <w:t xml:space="preserve">                title="Please enter a </w:t>
-      </w:r>
-      <w:proofErr w:type="gramStart"/>
-      <w:r>
-        <w:t>5 digit</w:t>
-      </w:r>
-      <w:proofErr w:type="gramEnd"/>
-      <w:r>
-        <w:t xml:space="preserve"> ZIP." required&gt;</w:t>
-      </w:r>
-    </w:p>
-    <w:p>
-      <w:r>
-        <w:t>            &lt;span&gt;&lt;/span&gt;</w:t>
+        <w:lastRenderedPageBreak/>
+        <w:t>            &lt;label&gt;&lt;/label&gt;</w:t>
+      </w:r>
+    </w:p>
+    <w:p>
+      <w:r>
+        <w:t>            &lt;button type="submit" id="save"&gt;Save&lt;/button&gt;</w:t>
+      </w:r>
+    </w:p>
+    <w:p>
+      <w:r>
+        <w:t>            &lt;button type="reset" id="reset"&gt;Reset&lt;/button&gt;</w:t>
       </w:r>
     </w:p>
     <w:p>
@@ -2270,59 +1978,6 @@
         <w:t>        &lt;/div&gt;</w:t>
       </w:r>
     </w:p>
-    <w:p/>
-    <w:p>
-      <w:r>
-        <w:t>        &lt;div&gt;</w:t>
-      </w:r>
-    </w:p>
-    <w:p>
-      <w:r>
-        <w:t>            &lt;label for="dob"&gt;Date of Birth:&lt;/label&gt;</w:t>
-      </w:r>
-    </w:p>
-    <w:p>
-      <w:r>
-        <w:t>            &lt;input type="date" name="dob" id="dob" required&gt;</w:t>
-      </w:r>
-    </w:p>
-    <w:p>
-      <w:r>
-        <w:t>            &lt;span&gt;&lt;/span&gt;</w:t>
-      </w:r>
-    </w:p>
-    <w:p>
-      <w:r>
-        <w:t>        &lt;/div&gt;</w:t>
-      </w:r>
-    </w:p>
-    <w:p/>
-    <w:p>
-      <w:r>
-        <w:t>        &lt;div&gt;</w:t>
-      </w:r>
-    </w:p>
-    <w:p>
-      <w:r>
-        <w:t>            &lt;label&gt;&lt;/label&gt;</w:t>
-      </w:r>
-    </w:p>
-    <w:p>
-      <w:r>
-        <w:t>            &lt;button type="submit" id="save"&gt;Save&lt;/button&gt;</w:t>
-      </w:r>
-    </w:p>
-    <w:p>
-      <w:r>
-        <w:lastRenderedPageBreak/>
-        <w:t>            &lt;button type="reset" id="reset"&gt;Reset&lt;/button&gt;</w:t>
-      </w:r>
-    </w:p>
-    <w:p>
-      <w:r>
-        <w:t>        &lt;/div&gt;</w:t>
-      </w:r>
-    </w:p>
     <w:p>
       <w:r>
         <w:t>    &lt;/form&gt;</w:t>
@@ -2349,13 +2004,8 @@
     </w:p>
     <w:p>
       <w:r>
-        <w:t>        "imports</w:t>
-      </w:r>
-      <w:proofErr w:type="gramStart"/>
-      <w:r>
-        <w:t>": {</w:t>
-      </w:r>
-      <w:proofErr w:type="gramEnd"/>
+        <w:t>        "imports": {</w:t>
+      </w:r>
     </w:p>
     <w:p>
       <w:r>
@@ -2545,13 +2195,8 @@
     <w:p/>
     <w:p>
       <w:r>
-        <w:t xml:space="preserve">    if (contact == </w:t>
-      </w:r>
-      <w:proofErr w:type="gramStart"/>
-      <w:r>
-        <w:t>null) {</w:t>
-      </w:r>
-      <w:proofErr w:type="gramEnd"/>
+        <w:t>    if (contact == null) {</w:t>
+      </w:r>
     </w:p>
     <w:p/>
     <w:p>
@@ -2729,360 +2374,382 @@
     <w:p/>
     <w:p>
       <w:r>
+        <w:lastRenderedPageBreak/>
         <w:t>export default class Dob extends Date {</w:t>
       </w:r>
     </w:p>
     <w:p/>
     <w:p>
       <w:r>
+        <w:t>    constructor(</w:t>
+      </w:r>
+      <w:proofErr w:type="spellStart"/>
+      <w:r>
+        <w:t>universalFormatString</w:t>
+      </w:r>
+      <w:proofErr w:type="spellEnd"/>
+      <w:r>
+        <w:t>) {</w:t>
+      </w:r>
+    </w:p>
+    <w:p/>
+    <w:p>
+      <w:r>
+        <w:t>        if (!</w:t>
+      </w:r>
+      <w:proofErr w:type="spellStart"/>
+      <w:r>
+        <w:t>universalFormatString.includes</w:t>
+      </w:r>
+      <w:proofErr w:type="spellEnd"/>
+      <w:r>
+        <w:t>("T")) {</w:t>
+      </w:r>
+    </w:p>
+    <w:p>
+      <w:r>
+        <w:t xml:space="preserve">            </w:t>
+      </w:r>
+      <w:proofErr w:type="spellStart"/>
+      <w:r>
+        <w:t>universalFormatString</w:t>
+      </w:r>
+      <w:proofErr w:type="spellEnd"/>
+      <w:r>
+        <w:t xml:space="preserve"> += "T00:00:00";</w:t>
+      </w:r>
+    </w:p>
+    <w:p>
+      <w:r>
+        <w:t>        }</w:t>
+      </w:r>
+    </w:p>
+    <w:p/>
+    <w:p>
+      <w:r>
+        <w:t>        // Call constructor of Date superclass</w:t>
+      </w:r>
+    </w:p>
+    <w:p>
+      <w:r>
+        <w:t>        super(</w:t>
+      </w:r>
+      <w:proofErr w:type="spellStart"/>
+      <w:r>
+        <w:t>universalFormatString</w:t>
+      </w:r>
+      <w:proofErr w:type="spellEnd"/>
+      <w:r>
+        <w:t>);</w:t>
+      </w:r>
+    </w:p>
+    <w:p/>
+    <w:p>
+      <w:r>
+        <w:t>        this.#</w:t>
+      </w:r>
+      <w:proofErr w:type="spellStart"/>
+      <w:r>
+        <w:t>makeDateOnly</w:t>
+      </w:r>
+      <w:proofErr w:type="spellEnd"/>
+      <w:r>
+        <w:t>(this);</w:t>
+      </w:r>
+    </w:p>
+    <w:p>
+      <w:r>
+        <w:t>    }</w:t>
+      </w:r>
+    </w:p>
+    <w:p/>
+    <w:p>
+      <w:r>
+        <w:t>    #makeDateOnly(value) {</w:t>
+      </w:r>
+    </w:p>
+    <w:p/>
+    <w:p>
+      <w:r>
+        <w:t xml:space="preserve">        if (value </w:t>
+      </w:r>
+      <w:proofErr w:type="spellStart"/>
+      <w:r>
+        <w:t>instanceof</w:t>
+      </w:r>
+      <w:proofErr w:type="spellEnd"/>
+      <w:r>
+        <w:t xml:space="preserve"> Date) {</w:t>
+      </w:r>
+    </w:p>
+    <w:p/>
+    <w:p>
+      <w:r>
+        <w:t xml:space="preserve">            </w:t>
+      </w:r>
+      <w:proofErr w:type="spellStart"/>
+      <w:r>
+        <w:t>value.setHours</w:t>
+      </w:r>
+      <w:proofErr w:type="spellEnd"/>
+      <w:r>
+        <w:t>(0);</w:t>
+      </w:r>
+    </w:p>
+    <w:p>
+      <w:r>
+        <w:t xml:space="preserve">            </w:t>
+      </w:r>
+      <w:proofErr w:type="spellStart"/>
+      <w:r>
+        <w:t>value.setMinutes</w:t>
+      </w:r>
+      <w:proofErr w:type="spellEnd"/>
+      <w:r>
+        <w:t>(0);</w:t>
+      </w:r>
+    </w:p>
+    <w:p>
+      <w:r>
+        <w:t xml:space="preserve">            </w:t>
+      </w:r>
+      <w:proofErr w:type="spellStart"/>
+      <w:r>
+        <w:t>value.setSeconds</w:t>
+      </w:r>
+      <w:proofErr w:type="spellEnd"/>
+      <w:r>
+        <w:t>(0);</w:t>
+      </w:r>
+    </w:p>
+    <w:p>
+      <w:r>
+        <w:t xml:space="preserve">            </w:t>
+      </w:r>
+      <w:proofErr w:type="spellStart"/>
+      <w:r>
+        <w:t>value.setMilliseconds</w:t>
+      </w:r>
+      <w:proofErr w:type="spellEnd"/>
+      <w:r>
+        <w:t>(0);</w:t>
+      </w:r>
+    </w:p>
+    <w:p/>
+    <w:p>
+      <w:r>
+        <w:t>        }</w:t>
+      </w:r>
+    </w:p>
+    <w:p/>
+    <w:p>
+      <w:r>
+        <w:t>    }</w:t>
+      </w:r>
+    </w:p>
+    <w:p/>
+    <w:p>
+      <w:r>
+        <w:t>    #padNum(num) {</w:t>
+      </w:r>
+    </w:p>
+    <w:p/>
+    <w:p>
+      <w:r>
+        <w:t xml:space="preserve">        return </w:t>
+      </w:r>
+      <w:proofErr w:type="spellStart"/>
+      <w:r>
+        <w:t>num.toString</w:t>
+      </w:r>
+      <w:proofErr w:type="spellEnd"/>
+      <w:r>
+        <w:t>().</w:t>
+      </w:r>
+      <w:proofErr w:type="spellStart"/>
+      <w:r>
+        <w:t>padStart</w:t>
+      </w:r>
+      <w:proofErr w:type="spellEnd"/>
+      <w:r>
+        <w:t>(2, "0");</w:t>
+      </w:r>
+    </w:p>
+    <w:p/>
+    <w:p>
+      <w:r>
+        <w:t xml:space="preserve">    } </w:t>
+      </w:r>
+    </w:p>
+    <w:p/>
+    <w:p>
+      <w:r>
+        <w:t xml:space="preserve">    get </w:t>
+      </w:r>
+      <w:proofErr w:type="spellStart"/>
+      <w:r>
+        <w:t>isInvalid</w:t>
+      </w:r>
+      <w:proofErr w:type="spellEnd"/>
+      <w:r>
+        <w:t>() {</w:t>
+      </w:r>
+    </w:p>
+    <w:p/>
+    <w:p>
+      <w:r>
+        <w:t xml:space="preserve">        return </w:t>
+      </w:r>
+      <w:proofErr w:type="spellStart"/>
+      <w:r>
+        <w:t>this.toString</w:t>
+      </w:r>
+      <w:proofErr w:type="spellEnd"/>
+      <w:r>
+        <w:t>() == "Invalid Date";</w:t>
+      </w:r>
+    </w:p>
+    <w:p/>
+    <w:p>
+      <w:r>
+        <w:t>    }</w:t>
+      </w:r>
+    </w:p>
+    <w:p/>
+    <w:p>
+      <w:r>
+        <w:t xml:space="preserve">    get </w:t>
+      </w:r>
+      <w:proofErr w:type="spellStart"/>
+      <w:r>
+        <w:t>isNotInPast</w:t>
+      </w:r>
+      <w:proofErr w:type="spellEnd"/>
+      <w:r>
+        <w:t>() {</w:t>
+      </w:r>
+    </w:p>
+    <w:p/>
+    <w:p>
+      <w:r>
+        <w:t>        const today = new Date();</w:t>
+      </w:r>
+    </w:p>
+    <w:p/>
+    <w:p>
+      <w:r>
+        <w:t>        this.#</w:t>
+      </w:r>
+      <w:proofErr w:type="spellStart"/>
+      <w:r>
+        <w:t>makeDateOnly</w:t>
+      </w:r>
+      <w:proofErr w:type="spellEnd"/>
+      <w:r>
+        <w:t>(today);</w:t>
+      </w:r>
+    </w:p>
+    <w:p/>
+    <w:p>
+      <w:r>
+        <w:t>        return today &lt;= this;</w:t>
+      </w:r>
+    </w:p>
+    <w:p/>
+    <w:p>
+      <w:r>
+        <w:t>    }</w:t>
+      </w:r>
+    </w:p>
+    <w:p>
+      <w:r>
+        <w:t xml:space="preserve">    </w:t>
+      </w:r>
+    </w:p>
+    <w:p>
+      <w:r>
+        <w:t xml:space="preserve">    </w:t>
+      </w:r>
+      <w:proofErr w:type="spellStart"/>
+      <w:r>
+        <w:t>toUniversalFormatString</w:t>
+      </w:r>
+      <w:proofErr w:type="spellEnd"/>
+      <w:r>
+        <w:t>() {</w:t>
+      </w:r>
+    </w:p>
+    <w:p/>
+    <w:p>
+      <w:r>
+        <w:t>        return (</w:t>
+      </w:r>
+      <w:proofErr w:type="spellStart"/>
+      <w:r>
+        <w:t>this.isInvalid</w:t>
+      </w:r>
+      <w:proofErr w:type="spellEnd"/>
+      <w:r>
+        <w:t>)</w:t>
+      </w:r>
+    </w:p>
+    <w:p>
+      <w:r>
         <w:lastRenderedPageBreak/>
-        <w:t>    constructor(</w:t>
-      </w:r>
-      <w:proofErr w:type="spellStart"/>
-      <w:r>
-        <w:t>universalFormatString</w:t>
-      </w:r>
-      <w:proofErr w:type="spellEnd"/>
-      <w:r>
-        <w:t>) {</w:t>
-      </w:r>
-    </w:p>
-    <w:p/>
-    <w:p>
-      <w:r>
-        <w:t xml:space="preserve">        if </w:t>
-      </w:r>
-      <w:proofErr w:type="gramStart"/>
-      <w:r>
-        <w:t>(!</w:t>
-      </w:r>
-      <w:proofErr w:type="spellStart"/>
-      <w:r>
-        <w:t>universalFormatString.includes</w:t>
-      </w:r>
-      <w:proofErr w:type="spellEnd"/>
-      <w:proofErr w:type="gramEnd"/>
-      <w:r>
-        <w:t>("T"</w:t>
-      </w:r>
-      <w:proofErr w:type="gramStart"/>
-      <w:r>
-        <w:t>)) {</w:t>
-      </w:r>
-      <w:proofErr w:type="gramEnd"/>
-    </w:p>
-    <w:p>
-      <w:r>
-        <w:t xml:space="preserve">            </w:t>
-      </w:r>
-      <w:proofErr w:type="spellStart"/>
-      <w:r>
-        <w:t>universalFormatString</w:t>
-      </w:r>
-      <w:proofErr w:type="spellEnd"/>
-      <w:r>
-        <w:t xml:space="preserve"> += "T00:00:00";</w:t>
-      </w:r>
-    </w:p>
-    <w:p>
-      <w:r>
-        <w:t>        }</w:t>
-      </w:r>
-    </w:p>
-    <w:p/>
-    <w:p>
-      <w:r>
-        <w:t>        // Call constructor of Date superclass</w:t>
-      </w:r>
-    </w:p>
-    <w:p>
-      <w:r>
-        <w:t>        super(</w:t>
-      </w:r>
-      <w:proofErr w:type="spellStart"/>
-      <w:r>
-        <w:t>universalFormatString</w:t>
-      </w:r>
-      <w:proofErr w:type="spellEnd"/>
-      <w:r>
-        <w:t>);</w:t>
-      </w:r>
-    </w:p>
-    <w:p/>
-    <w:p>
-      <w:r>
-        <w:t xml:space="preserve">        </w:t>
-      </w:r>
-      <w:proofErr w:type="gramStart"/>
-      <w:r>
-        <w:t>this.#</w:t>
-      </w:r>
-      <w:proofErr w:type="spellStart"/>
-      <w:proofErr w:type="gramEnd"/>
-      <w:r>
-        <w:t>makeDateOnly</w:t>
-      </w:r>
-      <w:proofErr w:type="spellEnd"/>
-      <w:r>
-        <w:t>(this);</w:t>
-      </w:r>
-    </w:p>
+        <w:t>            ? ""</w:t>
+      </w:r>
+    </w:p>
+    <w:p>
+      <w:r>
+        <w:t>            : `${</w:t>
+      </w:r>
+      <w:proofErr w:type="spellStart"/>
+      <w:r>
+        <w:t>this.getFullYear</w:t>
+      </w:r>
+      <w:proofErr w:type="spellEnd"/>
+      <w:r>
+        <w:t>()}-${this.#</w:t>
+      </w:r>
+      <w:proofErr w:type="spellStart"/>
+      <w:r>
+        <w:t>padNum</w:t>
+      </w:r>
+      <w:proofErr w:type="spellEnd"/>
+      <w:r>
+        <w:t>(</w:t>
+      </w:r>
+      <w:proofErr w:type="spellStart"/>
+      <w:r>
+        <w:t>this.getMonth</w:t>
+      </w:r>
+      <w:proofErr w:type="spellEnd"/>
+      <w:r>
+        <w:t>() + 1)}-${this.#</w:t>
+      </w:r>
+      <w:proofErr w:type="spellStart"/>
+      <w:r>
+        <w:t>padNum</w:t>
+      </w:r>
+      <w:proofErr w:type="spellEnd"/>
+      <w:r>
+        <w:t>(</w:t>
+      </w:r>
+      <w:proofErr w:type="spellStart"/>
+      <w:r>
+        <w:t>this.getDate</w:t>
+      </w:r>
+      <w:proofErr w:type="spellEnd"/>
+      <w:r>
+        <w:t>())}`;</w:t>
+      </w:r>
+    </w:p>
+    <w:p/>
     <w:p>
       <w:r>
         <w:t>    }</w:t>
       </w:r>
     </w:p>
-    <w:p/>
-    <w:p>
-      <w:r>
-        <w:t>    #makeDateOnly(value) {</w:t>
-      </w:r>
-    </w:p>
-    <w:p/>
-    <w:p>
-      <w:r>
-        <w:t xml:space="preserve">        if (value </w:t>
-      </w:r>
-      <w:proofErr w:type="spellStart"/>
-      <w:proofErr w:type="gramStart"/>
-      <w:r>
-        <w:t>instanceof</w:t>
-      </w:r>
-      <w:proofErr w:type="spellEnd"/>
-      <w:proofErr w:type="gramEnd"/>
-      <w:r>
-        <w:t xml:space="preserve"> </w:t>
-      </w:r>
-      <w:proofErr w:type="gramStart"/>
-      <w:r>
-        <w:t>Date) {</w:t>
-      </w:r>
-      <w:proofErr w:type="gramEnd"/>
-    </w:p>
-    <w:p/>
-    <w:p>
-      <w:r>
-        <w:t xml:space="preserve">            </w:t>
-      </w:r>
-      <w:proofErr w:type="spellStart"/>
-      <w:proofErr w:type="gramStart"/>
-      <w:r>
-        <w:t>value.setHours</w:t>
-      </w:r>
-      <w:proofErr w:type="spellEnd"/>
-      <w:proofErr w:type="gramEnd"/>
-      <w:r>
-        <w:t>(0);</w:t>
-      </w:r>
-    </w:p>
-    <w:p>
-      <w:r>
-        <w:t xml:space="preserve">            </w:t>
-      </w:r>
-      <w:proofErr w:type="spellStart"/>
-      <w:proofErr w:type="gramStart"/>
-      <w:r>
-        <w:t>value.setMinutes</w:t>
-      </w:r>
-      <w:proofErr w:type="spellEnd"/>
-      <w:proofErr w:type="gramEnd"/>
-      <w:r>
-        <w:t>(0);</w:t>
-      </w:r>
-    </w:p>
-    <w:p>
-      <w:r>
-        <w:t xml:space="preserve">            </w:t>
-      </w:r>
-      <w:proofErr w:type="spellStart"/>
-      <w:proofErr w:type="gramStart"/>
-      <w:r>
-        <w:t>value.setSeconds</w:t>
-      </w:r>
-      <w:proofErr w:type="spellEnd"/>
-      <w:proofErr w:type="gramEnd"/>
-      <w:r>
-        <w:t>(0);</w:t>
-      </w:r>
-    </w:p>
-    <w:p>
-      <w:r>
-        <w:t xml:space="preserve">            </w:t>
-      </w:r>
-      <w:proofErr w:type="spellStart"/>
-      <w:proofErr w:type="gramStart"/>
-      <w:r>
-        <w:t>value.setMilliseconds</w:t>
-      </w:r>
-      <w:proofErr w:type="spellEnd"/>
-      <w:proofErr w:type="gramEnd"/>
-      <w:r>
-        <w:t>(0);</w:t>
-      </w:r>
-    </w:p>
-    <w:p/>
-    <w:p>
-      <w:r>
-        <w:t>        }</w:t>
-      </w:r>
-    </w:p>
-    <w:p/>
-    <w:p>
-      <w:r>
-        <w:t>    }</w:t>
-      </w:r>
-    </w:p>
-    <w:p/>
-    <w:p>
-      <w:r>
-        <w:t>    #padNum(</w:t>
-      </w:r>
-      <w:proofErr w:type="gramStart"/>
-      <w:r>
-        <w:t>num) {</w:t>
-      </w:r>
-      <w:proofErr w:type="gramEnd"/>
-    </w:p>
-    <w:p/>
-    <w:p>
-      <w:r>
-        <w:t xml:space="preserve">        return </w:t>
-      </w:r>
-      <w:proofErr w:type="spellStart"/>
-      <w:proofErr w:type="gramStart"/>
-      <w:r>
-        <w:t>num.toString</w:t>
-      </w:r>
-      <w:proofErr w:type="spellEnd"/>
-      <w:proofErr w:type="gramEnd"/>
-      <w:r>
-        <w:t>(</w:t>
-      </w:r>
-      <w:proofErr w:type="gramStart"/>
-      <w:r>
-        <w:t>).</w:t>
-      </w:r>
-      <w:proofErr w:type="spellStart"/>
-      <w:r>
-        <w:t>padStart</w:t>
-      </w:r>
-      <w:proofErr w:type="spellEnd"/>
-      <w:proofErr w:type="gramEnd"/>
-      <w:r>
-        <w:t>(2, "0");</w:t>
-      </w:r>
-    </w:p>
-    <w:p/>
-    <w:p>
-      <w:r>
-        <w:t xml:space="preserve">    } </w:t>
-      </w:r>
-    </w:p>
-    <w:p/>
-    <w:p>
-      <w:r>
-        <w:t xml:space="preserve">    get </w:t>
-      </w:r>
-      <w:proofErr w:type="spellStart"/>
-      <w:proofErr w:type="gramStart"/>
-      <w:r>
-        <w:t>isInvalid</w:t>
-      </w:r>
-      <w:proofErr w:type="spellEnd"/>
-      <w:r>
-        <w:t>(</w:t>
-      </w:r>
-      <w:proofErr w:type="gramEnd"/>
-      <w:r>
-        <w:t>) {</w:t>
-      </w:r>
-    </w:p>
-    <w:p/>
-    <w:p>
-      <w:r>
-        <w:t xml:space="preserve">        return </w:t>
-      </w:r>
-      <w:proofErr w:type="spellStart"/>
-      <w:proofErr w:type="gramStart"/>
-      <w:r>
-        <w:t>this.toString</w:t>
-      </w:r>
-      <w:proofErr w:type="spellEnd"/>
-      <w:proofErr w:type="gramEnd"/>
-      <w:r>
-        <w:t>() == "Invalid Date";</w:t>
-      </w:r>
-    </w:p>
-    <w:p/>
-    <w:p>
-      <w:r>
-        <w:t>    }</w:t>
-      </w:r>
-    </w:p>
-    <w:p/>
-    <w:p>
-      <w:r>
-        <w:t xml:space="preserve">    get </w:t>
-      </w:r>
-      <w:proofErr w:type="spellStart"/>
-      <w:proofErr w:type="gramStart"/>
-      <w:r>
-        <w:t>isNotInPast</w:t>
-      </w:r>
-      <w:proofErr w:type="spellEnd"/>
-      <w:r>
-        <w:t>(</w:t>
-      </w:r>
-      <w:proofErr w:type="gramEnd"/>
-      <w:r>
-        <w:t>) {</w:t>
-      </w:r>
-    </w:p>
-    <w:p/>
-    <w:p>
-      <w:r>
-        <w:t xml:space="preserve">        const today = new </w:t>
-      </w:r>
-      <w:proofErr w:type="gramStart"/>
-      <w:r>
-        <w:t>Date(</w:t>
-      </w:r>
-      <w:proofErr w:type="gramEnd"/>
-      <w:r>
-        <w:t>);</w:t>
-      </w:r>
-    </w:p>
-    <w:p/>
-    <w:p>
-      <w:r>
-        <w:t xml:space="preserve">        </w:t>
-      </w:r>
-      <w:proofErr w:type="gramStart"/>
-      <w:r>
-        <w:t>this.#</w:t>
-      </w:r>
-      <w:proofErr w:type="spellStart"/>
-      <w:proofErr w:type="gramEnd"/>
-      <w:r>
-        <w:t>makeDateOnly</w:t>
-      </w:r>
-      <w:proofErr w:type="spellEnd"/>
-      <w:r>
-        <w:t>(today);</w:t>
-      </w:r>
-    </w:p>
-    <w:p/>
-    <w:p>
-      <w:r>
-        <w:t>        return today &lt;= this;</w:t>
-      </w:r>
-    </w:p>
-    <w:p/>
-    <w:p>
-      <w:r>
-        <w:t>    }</w:t>
-      </w:r>
-    </w:p>
     <w:p>
       <w:r>
         <w:t xml:space="preserve">    </w:t>
@@ -3090,20 +2757,20 @@
     </w:p>
     <w:p>
       <w:r>
+        <w:t>    // Override method of Date superclass</w:t>
+      </w:r>
+    </w:p>
+    <w:p>
+      <w:r>
         <w:t xml:space="preserve">    </w:t>
       </w:r>
       <w:proofErr w:type="spellStart"/>
-      <w:proofErr w:type="gramStart"/>
-      <w:r>
-        <w:t>toUniversalFormatString</w:t>
-      </w:r>
-      <w:proofErr w:type="spellEnd"/>
-      <w:r>
-        <w:t>(</w:t>
-      </w:r>
-      <w:proofErr w:type="gramEnd"/>
-      <w:r>
-        <w:t>) {</w:t>
+      <w:r>
+        <w:t>toDateString</w:t>
+      </w:r>
+      <w:proofErr w:type="spellEnd"/>
+      <w:r>
+        <w:t>() {</w:t>
       </w:r>
     </w:p>
     <w:p/>
@@ -3112,12 +2779,10 @@
         <w:t>        return (</w:t>
       </w:r>
       <w:proofErr w:type="spellStart"/>
-      <w:proofErr w:type="gramStart"/>
       <w:r>
         <w:t>this.isInvalid</w:t>
       </w:r>
       <w:proofErr w:type="spellEnd"/>
-      <w:proofErr w:type="gramEnd"/>
       <w:r>
         <w:t>)</w:t>
       </w:r>
@@ -3129,151 +2794,13 @@
     </w:p>
     <w:p>
       <w:r>
-        <w:lastRenderedPageBreak/>
-        <w:t>            : `${</w:t>
-      </w:r>
-      <w:proofErr w:type="spellStart"/>
-      <w:proofErr w:type="gramStart"/>
-      <w:r>
-        <w:t>this.getFullYear</w:t>
-      </w:r>
-      <w:proofErr w:type="spellEnd"/>
-      <w:r>
-        <w:t>()}</w:t>
-      </w:r>
-      <w:proofErr w:type="gramEnd"/>
-      <w:r>
-        <w:t>-${</w:t>
-      </w:r>
-      <w:proofErr w:type="gramStart"/>
-      <w:r>
-        <w:t>this.#</w:t>
-      </w:r>
-      <w:proofErr w:type="spellStart"/>
-      <w:proofErr w:type="gramEnd"/>
-      <w:r>
-        <w:t>padNum</w:t>
-      </w:r>
-      <w:proofErr w:type="spellEnd"/>
-      <w:r>
-        <w:t>(</w:t>
-      </w:r>
-      <w:proofErr w:type="spellStart"/>
-      <w:proofErr w:type="gramStart"/>
-      <w:r>
-        <w:t>this.getMonth</w:t>
-      </w:r>
-      <w:proofErr w:type="spellEnd"/>
-      <w:proofErr w:type="gramEnd"/>
-      <w:r>
-        <w:t xml:space="preserve">() + </w:t>
-      </w:r>
-      <w:proofErr w:type="gramStart"/>
-      <w:r>
-        <w:t>1)}</w:t>
-      </w:r>
-      <w:proofErr w:type="gramEnd"/>
-      <w:r>
-        <w:t>-${</w:t>
-      </w:r>
-      <w:proofErr w:type="gramStart"/>
-      <w:r>
-        <w:t>this.#</w:t>
-      </w:r>
-      <w:proofErr w:type="spellStart"/>
-      <w:proofErr w:type="gramEnd"/>
-      <w:r>
-        <w:t>padNum</w:t>
-      </w:r>
-      <w:proofErr w:type="spellEnd"/>
-      <w:r>
-        <w:t>(</w:t>
-      </w:r>
-      <w:proofErr w:type="spellStart"/>
-      <w:proofErr w:type="gramStart"/>
-      <w:r>
-        <w:t>this.getDate</w:t>
-      </w:r>
-      <w:proofErr w:type="spellEnd"/>
-      <w:proofErr w:type="gramEnd"/>
-      <w:r>
-        <w:t>()</w:t>
-      </w:r>
-      <w:proofErr w:type="gramStart"/>
-      <w:r>
-        <w:t>)}`</w:t>
-      </w:r>
-      <w:proofErr w:type="gramEnd"/>
-      <w:r>
-        <w:t>;</w:t>
-      </w:r>
-    </w:p>
-    <w:p/>
-    <w:p>
-      <w:r>
-        <w:t>    }</w:t>
-      </w:r>
-    </w:p>
-    <w:p>
-      <w:r>
-        <w:t xml:space="preserve">    </w:t>
-      </w:r>
-    </w:p>
-    <w:p>
-      <w:r>
-        <w:t>    // Override method of Date superclass</w:t>
-      </w:r>
-    </w:p>
-    <w:p>
-      <w:r>
-        <w:t xml:space="preserve">    </w:t>
-      </w:r>
-      <w:proofErr w:type="spellStart"/>
-      <w:proofErr w:type="gramStart"/>
-      <w:r>
-        <w:t>toDateString</w:t>
-      </w:r>
-      <w:proofErr w:type="spellEnd"/>
-      <w:r>
-        <w:t>(</w:t>
-      </w:r>
-      <w:proofErr w:type="gramEnd"/>
-      <w:r>
-        <w:t>) {</w:t>
-      </w:r>
-    </w:p>
-    <w:p/>
-    <w:p>
-      <w:r>
-        <w:t>        return (</w:t>
-      </w:r>
-      <w:proofErr w:type="spellStart"/>
-      <w:proofErr w:type="gramStart"/>
-      <w:r>
-        <w:t>this.isInvalid</w:t>
-      </w:r>
-      <w:proofErr w:type="spellEnd"/>
-      <w:proofErr w:type="gramEnd"/>
-      <w:r>
-        <w:t>)</w:t>
-      </w:r>
-    </w:p>
-    <w:p>
-      <w:r>
-        <w:t>            ? ""</w:t>
-      </w:r>
-    </w:p>
-    <w:p>
-      <w:r>
         <w:t xml:space="preserve">            : </w:t>
       </w:r>
       <w:proofErr w:type="spellStart"/>
-      <w:proofErr w:type="gramStart"/>
       <w:r>
         <w:t>super.toDateString</w:t>
       </w:r>
       <w:proofErr w:type="spellEnd"/>
-      <w:proofErr w:type="gramEnd"/>
       <w:r>
         <w:t>();</w:t>
       </w:r>
@@ -3317,7 +2844,7 @@
                     <pic:cNvPicPr/>
                   </pic:nvPicPr>
                   <pic:blipFill>
-                    <a:blip r:embed="rId4">
+                    <a:blip r:embed="rId5">
                       <a:extLst>
                         <a:ext uri="{28A0092B-C50C-407E-A947-70E740481C1C}">
                           <a14:useLocalDpi xmlns:a14="http://schemas.microsoft.com/office/drawing/2010/main" val="0"/>
@@ -3363,7 +2890,7 @@
                     <pic:cNvPicPr/>
                   </pic:nvPicPr>
                   <pic:blipFill>
-                    <a:blip r:embed="rId5">
+                    <a:blip r:embed="rId6">
                       <a:extLst>
                         <a:ext uri="{28A0092B-C50C-407E-A947-70E740481C1C}">
                           <a14:useLocalDpi xmlns:a14="http://schemas.microsoft.com/office/drawing/2010/main" val="0"/>
@@ -4317,6 +3844,29 @@
       <w:spacing w:val="5"/>
     </w:rPr>
   </w:style>
+  <w:style w:type="character" w:styleId="Hyperlink">
+    <w:name w:val="Hyperlink"/>
+    <w:basedOn w:val="DefaultParagraphFont"/>
+    <w:uiPriority w:val="99"/>
+    <w:unhideWhenUsed/>
+    <w:rsid w:val="0023085C"/>
+    <w:rPr>
+      <w:color w:val="467886" w:themeColor="hyperlink"/>
+      <w:u w:val="single"/>
+    </w:rPr>
+  </w:style>
+  <w:style w:type="character" w:styleId="UnresolvedMention">
+    <w:name w:val="Unresolved Mention"/>
+    <w:basedOn w:val="DefaultParagraphFont"/>
+    <w:uiPriority w:val="99"/>
+    <w:semiHidden/>
+    <w:unhideWhenUsed/>
+    <w:rsid w:val="0023085C"/>
+    <w:rPr>
+      <w:color w:val="605E5C"/>
+      <w:shd w:val="clear" w:color="auto" w:fill="E1DFDD"/>
+    </w:rPr>
+  </w:style>
 </w:styles>
 </file>
 
